--- a/EJERCICIOS/EJERCICIO 09. PRACTICA CON AIRTABLE.docx
+++ b/EJERCICIOS/EJERCICIO 09. PRACTICA CON AIRTABLE.docx
@@ -21,15 +21,7 @@
     </w:p>
     <w:p>
       <w:r>
-        <w:t>08-</w:t>
-      </w:r>
-      <w:proofErr w:type="gramStart"/>
-      <w:r>
-        <w:t>Abril</w:t>
-      </w:r>
-      <w:proofErr w:type="gramEnd"/>
-      <w:r>
-        <w:t>-2026</w:t>
+        <w:t>08-Abril-2026</w:t>
       </w:r>
     </w:p>
     <w:p/>
@@ -56,1466 +48,2996 @@
     <w:p/>
     <w:p>
       <w:pPr>
-        <w:rPr>
-          <w:b/>
-          <w:bCs/>
-        </w:rPr>
+        <w:spacing w:after="240"/>
+        <w:jc w:val="center"/>
       </w:pPr>
       <w:r>
         <w:rPr>
+          <w:rFonts w:ascii="Aptos" w:eastAsia="Aptos" w:hAnsi="Aptos"/>
           <w:b/>
-          <w:bCs/>
+          <w:color w:val="282828"/>
+          <w:sz w:val="44"/>
         </w:rPr>
-        <w:t>Registro 3</w:t>
+        <w:t>Introducción a Airtable</w:t>
       </w:r>
     </w:p>
     <w:p>
       <w:pPr>
-        <w:numPr>
-          <w:ilvl w:val="0"/>
-          <w:numId w:val="86"/>
-        </w:numPr>
+        <w:spacing w:after="400"/>
+        <w:jc w:val="center"/>
       </w:pPr>
       <w:r>
-        <w:t xml:space="preserve">Aula: 1C </w:t>
+        <w:rPr>
+          <w:rFonts w:ascii="Aptos" w:eastAsia="Aptos" w:hAnsi="Aptos"/>
+          <w:color w:val="282828"/>
+          <w:sz w:val="28"/>
+        </w:rPr>
+        <w:t>Creación de un sistema de gestión de incidencias TIC</w:t>
+      </w:r>
+    </w:p>
+    <w:tbl>
+      <w:tblPr>
+        <w:tblW w:w="0" w:type="auto"/>
+        <w:jc w:val="center"/>
+        <w:tblLayout w:type="fixed"/>
+        <w:tblLook w:val="04A0" w:firstRow="1" w:lastRow="0" w:firstColumn="1" w:lastColumn="0" w:noHBand="0" w:noVBand="1"/>
+      </w:tblPr>
+      <w:tblGrid>
+        <w:gridCol w:w="4706"/>
+        <w:gridCol w:w="4706"/>
+      </w:tblGrid>
+      <w:tr>
+        <w:trPr>
+          <w:jc w:val="center"/>
+        </w:trPr>
+        <w:tc>
+          <w:tcPr>
+            <w:tcW w:w="4706" w:type="dxa"/>
+            <w:shd w:val="clear" w:color="auto" w:fill="D9EAF7"/>
+            <w:tcMar>
+              <w:top w:w="90" w:type="dxa"/>
+              <w:left w:w="120" w:type="dxa"/>
+              <w:bottom w:w="90" w:type="dxa"/>
+              <w:right w:w="120" w:type="dxa"/>
+            </w:tcMar>
+            <w:vAlign w:val="center"/>
+          </w:tcPr>
+          <w:p>
+            <w:r>
+              <w:rPr>
+                <w:rFonts w:ascii="Aptos" w:eastAsia="Aptos" w:hAnsi="Aptos"/>
+                <w:b/>
+                <w:color w:val="282828"/>
+                <w:sz w:val="21"/>
+              </w:rPr>
+              <w:t>Módulo</w:t>
+            </w:r>
+          </w:p>
+        </w:tc>
+        <w:tc>
+          <w:tcPr>
+            <w:tcW w:w="4706" w:type="dxa"/>
+            <w:shd w:val="clear" w:color="auto" w:fill="F8FBFD"/>
+            <w:tcMar>
+              <w:top w:w="90" w:type="dxa"/>
+              <w:left w:w="120" w:type="dxa"/>
+              <w:bottom w:w="90" w:type="dxa"/>
+              <w:right w:w="120" w:type="dxa"/>
+            </w:tcMar>
+            <w:vAlign w:val="center"/>
+          </w:tcPr>
+          <w:p>
+            <w:r>
+              <w:rPr>
+                <w:rFonts w:ascii="Aptos" w:eastAsia="Aptos" w:hAnsi="Aptos"/>
+                <w:color w:val="282828"/>
+                <w:sz w:val="21"/>
+              </w:rPr>
+              <w:t>Trabajo práctico con base de datos y automatización</w:t>
+            </w:r>
+          </w:p>
+        </w:tc>
+      </w:tr>
+      <w:tr>
+        <w:trPr>
+          <w:jc w:val="center"/>
+        </w:trPr>
+        <w:tc>
+          <w:tcPr>
+            <w:tcW w:w="4706" w:type="dxa"/>
+            <w:shd w:val="clear" w:color="auto" w:fill="D9EAF7"/>
+            <w:tcMar>
+              <w:top w:w="90" w:type="dxa"/>
+              <w:left w:w="120" w:type="dxa"/>
+              <w:bottom w:w="90" w:type="dxa"/>
+              <w:right w:w="120" w:type="dxa"/>
+            </w:tcMar>
+            <w:vAlign w:val="center"/>
+          </w:tcPr>
+          <w:p>
+            <w:r>
+              <w:rPr>
+                <w:rFonts w:ascii="Aptos" w:eastAsia="Aptos" w:hAnsi="Aptos"/>
+                <w:b/>
+                <w:color w:val="282828"/>
+                <w:sz w:val="21"/>
+              </w:rPr>
+              <w:t>Herramienta</w:t>
+            </w:r>
+          </w:p>
+        </w:tc>
+        <w:tc>
+          <w:tcPr>
+            <w:tcW w:w="4706" w:type="dxa"/>
+            <w:shd w:val="clear" w:color="auto" w:fill="F8FBFD"/>
+            <w:tcMar>
+              <w:top w:w="90" w:type="dxa"/>
+              <w:left w:w="120" w:type="dxa"/>
+              <w:bottom w:w="90" w:type="dxa"/>
+              <w:right w:w="120" w:type="dxa"/>
+            </w:tcMar>
+            <w:vAlign w:val="center"/>
+          </w:tcPr>
+          <w:p>
+            <w:r>
+              <w:rPr>
+                <w:rFonts w:ascii="Aptos" w:eastAsia="Aptos" w:hAnsi="Aptos"/>
+                <w:color w:val="282828"/>
+                <w:sz w:val="21"/>
+              </w:rPr>
+              <w:t>Airtable</w:t>
+            </w:r>
+          </w:p>
+        </w:tc>
+      </w:tr>
+      <w:tr>
+        <w:trPr>
+          <w:jc w:val="center"/>
+        </w:trPr>
+        <w:tc>
+          <w:tcPr>
+            <w:tcW w:w="4706" w:type="dxa"/>
+            <w:shd w:val="clear" w:color="auto" w:fill="D9EAF7"/>
+            <w:tcMar>
+              <w:top w:w="90" w:type="dxa"/>
+              <w:left w:w="120" w:type="dxa"/>
+              <w:bottom w:w="90" w:type="dxa"/>
+              <w:right w:w="120" w:type="dxa"/>
+            </w:tcMar>
+            <w:vAlign w:val="center"/>
+          </w:tcPr>
+          <w:p>
+            <w:r>
+              <w:rPr>
+                <w:rFonts w:ascii="Aptos" w:eastAsia="Aptos" w:hAnsi="Aptos"/>
+                <w:b/>
+                <w:color w:val="282828"/>
+                <w:sz w:val="21"/>
+              </w:rPr>
+              <w:t>Producto final</w:t>
+            </w:r>
+          </w:p>
+        </w:tc>
+        <w:tc>
+          <w:tcPr>
+            <w:tcW w:w="4706" w:type="dxa"/>
+            <w:shd w:val="clear" w:color="auto" w:fill="F8FBFD"/>
+            <w:tcMar>
+              <w:top w:w="90" w:type="dxa"/>
+              <w:left w:w="120" w:type="dxa"/>
+              <w:bottom w:w="90" w:type="dxa"/>
+              <w:right w:w="120" w:type="dxa"/>
+            </w:tcMar>
+            <w:vAlign w:val="center"/>
+          </w:tcPr>
+          <w:p>
+            <w:r>
+              <w:rPr>
+                <w:rFonts w:ascii="Aptos" w:eastAsia="Aptos" w:hAnsi="Aptos"/>
+                <w:color w:val="282828"/>
+                <w:sz w:val="21"/>
+              </w:rPr>
+              <w:t>Base funcional con tabla, vista, formulario y automatización</w:t>
+            </w:r>
+          </w:p>
+        </w:tc>
+      </w:tr>
+    </w:tbl>
+    <w:p>
+      <w:r>
+        <w:br w:type="page"/>
       </w:r>
     </w:p>
     <w:p>
       <w:pPr>
-        <w:numPr>
-          <w:ilvl w:val="0"/>
-          <w:numId w:val="86"/>
-        </w:numPr>
+        <w:spacing w:before="200" w:after="80"/>
       </w:pPr>
       <w:r>
-        <w:t xml:space="preserve">Equipo: Red </w:t>
+        <w:rPr>
+          <w:rFonts w:ascii="Aptos" w:eastAsia="Aptos" w:hAnsi="Aptos"/>
+          <w:b/>
+          <w:color w:val="1F4E79"/>
+          <w:sz w:val="28"/>
+        </w:rPr>
+        <w:lastRenderedPageBreak/>
+        <w:t>Objetivo de la actividad</w:t>
       </w:r>
     </w:p>
     <w:p>
       <w:pPr>
-        <w:numPr>
-          <w:ilvl w:val="0"/>
-          <w:numId w:val="86"/>
-        </w:numPr>
+        <w:spacing w:after="40" w:line="240" w:lineRule="auto"/>
       </w:pPr>
       <w:r>
-        <w:t xml:space="preserve">Descripción: Sin conexión a Internet </w:t>
+        <w:rPr>
+          <w:rFonts w:ascii="Aptos" w:eastAsia="Aptos" w:hAnsi="Aptos"/>
+        </w:rPr>
+        <w:t>En esta práctica vas a aprender a utilizar Airtable para crear una pequeña aplicación de gestión de incidencias. Al finalizar, serás capaz de:</w:t>
       </w:r>
     </w:p>
     <w:p>
       <w:pPr>
-        <w:numPr>
-          <w:ilvl w:val="0"/>
-          <w:numId w:val="86"/>
-        </w:numPr>
+        <w:pStyle w:val="Listaconvietas"/>
+        <w:spacing w:after="40"/>
+        <w:ind w:left="170"/>
+        <w:rPr>
+          <w:lang w:val="es-ES"/>
+        </w:rPr>
       </w:pPr>
       <w:r>
-        <w:t xml:space="preserve">Prioridad: Alta </w:t>
+        <w:rPr>
+          <w:rFonts w:ascii="Aptos" w:eastAsia="Aptos" w:hAnsi="Aptos"/>
+          <w:color w:val="282828"/>
+          <w:sz w:val="21"/>
+          <w:lang w:val="es-ES"/>
+        </w:rPr>
+        <w:t>crear una base de datos sencilla,</w:t>
       </w:r>
     </w:p>
     <w:p>
       <w:pPr>
-        <w:numPr>
-          <w:ilvl w:val="0"/>
-          <w:numId w:val="86"/>
-        </w:numPr>
+        <w:pStyle w:val="Listaconvietas"/>
+        <w:spacing w:after="40"/>
+        <w:ind w:left="170"/>
       </w:pPr>
       <w:r>
-        <w:t xml:space="preserve">Estado: Nueva </w:t>
+        <w:rPr>
+          <w:rFonts w:ascii="Aptos" w:eastAsia="Aptos" w:hAnsi="Aptos"/>
+          <w:color w:val="282828"/>
+          <w:sz w:val="21"/>
+        </w:rPr>
+        <w:t>definir tablas y campos,</w:t>
       </w:r>
     </w:p>
     <w:p>
       <w:pPr>
-        <w:numPr>
-          <w:ilvl w:val="0"/>
-          <w:numId w:val="86"/>
-        </w:numPr>
+        <w:pStyle w:val="Listaconvietas"/>
+        <w:spacing w:after="40"/>
+        <w:ind w:left="170"/>
       </w:pPr>
       <w:r>
-        <w:t xml:space="preserve">Profesor responsable: Ana Ruiz </w:t>
+        <w:rPr>
+          <w:rFonts w:ascii="Aptos" w:eastAsia="Aptos" w:hAnsi="Aptos"/>
+          <w:color w:val="282828"/>
+          <w:sz w:val="21"/>
+        </w:rPr>
+        <w:t>introducir registros,</w:t>
       </w:r>
     </w:p>
     <w:p>
       <w:pPr>
-        <w:numPr>
-          <w:ilvl w:val="0"/>
-          <w:numId w:val="86"/>
-        </w:numPr>
+        <w:pStyle w:val="Listaconvietas"/>
+        <w:spacing w:after="40"/>
+        <w:ind w:left="170"/>
       </w:pPr>
       <w:r>
-        <w:t xml:space="preserve">Email contacto: ana@centro.es </w:t>
+        <w:rPr>
+          <w:rFonts w:ascii="Aptos" w:eastAsia="Aptos" w:hAnsi="Aptos"/>
+          <w:color w:val="282828"/>
+          <w:sz w:val="21"/>
+        </w:rPr>
+        <w:t>crear vistas,</w:t>
       </w:r>
     </w:p>
     <w:p>
+      <w:pPr>
+        <w:pStyle w:val="Listaconvietas"/>
+        <w:spacing w:after="40"/>
+        <w:ind w:left="170"/>
+      </w:pPr>
       <w:r>
-        <w:pict w14:anchorId="7C784F2D">
-          <v:rect id="_x0000_i1202" style="width:0;height:1.5pt" o:hralign="center" o:hrstd="t" o:hr="t" fillcolor="#a0a0a0" stroked="f"/>
-        </w:pict>
+        <w:rPr>
+          <w:rFonts w:ascii="Aptos" w:eastAsia="Aptos" w:hAnsi="Aptos"/>
+          <w:color w:val="282828"/>
+          <w:sz w:val="21"/>
+        </w:rPr>
+        <w:t>diseñar un formulario,</w:t>
       </w:r>
     </w:p>
     <w:p>
       <w:pPr>
+        <w:pStyle w:val="Listaconvietas"/>
+        <w:spacing w:after="40"/>
+        <w:ind w:left="170"/>
         <w:rPr>
-          <w:b/>
-          <w:bCs/>
+          <w:lang w:val="es-ES"/>
         </w:rPr>
       </w:pPr>
       <w:r>
         <w:rPr>
+          <w:rFonts w:ascii="Aptos" w:eastAsia="Aptos" w:hAnsi="Aptos"/>
+          <w:color w:val="282828"/>
+          <w:sz w:val="21"/>
+          <w:lang w:val="es-ES"/>
+        </w:rPr>
+        <w:t>y automatizar una tarea básica.</w:t>
+      </w:r>
+    </w:p>
+    <w:p>
+      <w:pPr>
+        <w:spacing w:before="200" w:after="80"/>
+      </w:pPr>
+      <w:r>
+        <w:rPr>
+          <w:rFonts w:ascii="Aptos" w:eastAsia="Aptos" w:hAnsi="Aptos"/>
           <w:b/>
-          <w:bCs/>
+          <w:color w:val="1F4E79"/>
+          <w:sz w:val="28"/>
         </w:rPr>
+        <w:t>¿Qué es Airtable?</w:t>
+      </w:r>
+    </w:p>
+    <w:p>
+      <w:pPr>
+        <w:spacing w:after="80" w:line="240" w:lineRule="auto"/>
+      </w:pPr>
+      <w:r>
+        <w:rPr>
+          <w:rFonts w:ascii="Aptos" w:eastAsia="Aptos" w:hAnsi="Aptos"/>
+        </w:rPr>
+        <w:t>Airtable es una herramienta que combina funciones de hoja de cálculo y base de datos. Permite organizar información en tablas, relacionar datos, crear formularios y automatizar acciones.</w:t>
+      </w:r>
+    </w:p>
+    <w:p>
+      <w:pPr>
+        <w:spacing w:after="160" w:line="240" w:lineRule="auto"/>
+        <w:rPr>
+          <w:rFonts w:ascii="Aptos" w:eastAsia="Aptos" w:hAnsi="Aptos"/>
+        </w:rPr>
+      </w:pPr>
+      <w:r>
+        <w:rPr>
+          <w:rFonts w:ascii="Aptos" w:eastAsia="Aptos" w:hAnsi="Aptos"/>
+        </w:rPr>
+        <w:t>A diferencia de una hoja de cálculo tradicional, Airtable está pensado para trabajar con información estructurada y crear pequeños sistemas de gestión de datos.</w:t>
+      </w:r>
+    </w:p>
+    <w:p>
+      <w:pPr>
+        <w:spacing w:after="160" w:line="240" w:lineRule="auto"/>
+        <w:rPr>
+          <w:rFonts w:ascii="Aptos" w:eastAsia="Aptos" w:hAnsi="Aptos"/>
+        </w:rPr>
+      </w:pPr>
+    </w:p>
+    <w:p>
+      <w:pPr>
+        <w:spacing w:before="200" w:after="80"/>
+        <w:rPr>
+          <w:rFonts w:ascii="Aptos" w:eastAsia="Aptos" w:hAnsi="Aptos"/>
+          <w:b/>
+          <w:color w:val="1F4E79"/>
+          <w:sz w:val="28"/>
+        </w:rPr>
+      </w:pPr>
+      <w:r>
+        <w:rPr>
+          <w:rFonts w:ascii="Aptos" w:eastAsia="Aptos" w:hAnsi="Aptos"/>
+          <w:b/>
+          <w:color w:val="1F4E79"/>
+          <w:sz w:val="28"/>
+        </w:rPr>
+        <w:t>Parte 0. Creación de Usuario en el Portal</w:t>
+      </w:r>
+    </w:p>
+    <w:p>
+      <w:pPr>
+        <w:spacing w:after="160" w:line="240" w:lineRule="auto"/>
+      </w:pPr>
+      <w:r>
+        <w:tab/>
+        <w:t>Crear una cuenta de usuario Gratuita</w:t>
+      </w:r>
+    </w:p>
+    <w:p>
+      <w:pPr>
+        <w:spacing w:before="200" w:after="80"/>
+      </w:pPr>
+      <w:r>
+        <w:rPr>
+          <w:rFonts w:ascii="Aptos" w:eastAsia="Aptos" w:hAnsi="Aptos"/>
+          <w:b/>
+          <w:color w:val="1F4E79"/>
+          <w:sz w:val="28"/>
+        </w:rPr>
+        <w:t>Parte 1. Creación de la base</w:t>
+      </w:r>
+    </w:p>
+    <w:p>
+      <w:pPr>
+        <w:spacing w:before="120" w:after="80"/>
+      </w:pPr>
+      <w:r>
+        <w:rPr>
+          <w:rFonts w:ascii="Aptos" w:eastAsia="Aptos" w:hAnsi="Aptos"/>
+          <w:b/>
+          <w:color w:val="282828"/>
+          <w:sz w:val="23"/>
+        </w:rPr>
+        <w:t>Paso 1. Crear una base nueva</w:t>
+      </w:r>
+    </w:p>
+    <w:p>
+      <w:pPr>
+        <w:spacing w:after="40"/>
+        <w:ind w:left="397" w:hanging="227"/>
+      </w:pPr>
+      <w:r>
+        <w:rPr>
+          <w:rFonts w:ascii="Aptos" w:eastAsia="Aptos" w:hAnsi="Aptos"/>
+          <w:color w:val="282828"/>
+          <w:sz w:val="21"/>
+        </w:rPr>
+        <w:t>1. Accede a Airtable.</w:t>
+      </w:r>
+    </w:p>
+    <w:p>
+      <w:pPr>
+        <w:spacing w:after="40"/>
+        <w:ind w:left="397" w:hanging="227"/>
+      </w:pPr>
+      <w:r>
+        <w:rPr>
+          <w:rFonts w:ascii="Aptos" w:eastAsia="Aptos" w:hAnsi="Aptos"/>
+          <w:color w:val="282828"/>
+          <w:sz w:val="21"/>
+        </w:rPr>
+        <w:t>2. Crea una base nueva vacía.</w:t>
+      </w:r>
+    </w:p>
+    <w:p>
+      <w:pPr>
+        <w:spacing w:after="40"/>
+        <w:ind w:left="397" w:hanging="227"/>
+        <w:rPr>
+          <w:rFonts w:ascii="Aptos" w:eastAsia="Aptos" w:hAnsi="Aptos"/>
+          <w:i/>
+          <w:iCs/>
+          <w:color w:val="282828"/>
+          <w:sz w:val="21"/>
+        </w:rPr>
+      </w:pPr>
+      <w:r>
+        <w:rPr>
+          <w:rFonts w:ascii="Aptos" w:eastAsia="Aptos" w:hAnsi="Aptos"/>
+          <w:color w:val="282828"/>
+          <w:sz w:val="21"/>
+        </w:rPr>
+        <w:t xml:space="preserve">3. Asigna el nombre: </w:t>
+      </w:r>
+      <w:r>
+        <w:rPr>
+          <w:rFonts w:ascii="Aptos" w:eastAsia="Aptos" w:hAnsi="Aptos"/>
+          <w:i/>
+          <w:iCs/>
+          <w:color w:val="282828"/>
+          <w:sz w:val="21"/>
+          <w:highlight w:val="yellow"/>
+        </w:rPr>
+        <w:t>Gestión de incidencias TIC.</w:t>
+      </w:r>
+    </w:p>
+    <w:p>
+      <w:pPr>
+        <w:spacing w:after="40"/>
+        <w:ind w:left="397" w:hanging="227"/>
+      </w:pPr>
+    </w:p>
+    <w:p>
+      <w:pPr>
+        <w:spacing w:before="200" w:after="80"/>
+      </w:pPr>
+      <w:r>
+        <w:rPr>
+          <w:rFonts w:ascii="Aptos" w:eastAsia="Aptos" w:hAnsi="Aptos"/>
+          <w:b/>
+          <w:color w:val="1F4E79"/>
+          <w:sz w:val="28"/>
+        </w:rPr>
+        <w:t>Parte 2. Crear la tabla principal</w:t>
+      </w:r>
+    </w:p>
+    <w:p>
+      <w:pPr>
+        <w:spacing w:before="120" w:after="80"/>
+      </w:pPr>
+      <w:r>
+        <w:rPr>
+          <w:rFonts w:ascii="Aptos" w:eastAsia="Aptos" w:hAnsi="Aptos"/>
+          <w:b/>
+          <w:color w:val="282828"/>
+          <w:sz w:val="23"/>
+        </w:rPr>
+        <w:t>Paso 2. Crear la tabla “Incidencias”</w:t>
+      </w:r>
+    </w:p>
+    <w:p>
+      <w:pPr>
+        <w:spacing w:after="80" w:line="240" w:lineRule="auto"/>
+      </w:pPr>
+      <w:r>
+        <w:rPr>
+          <w:rFonts w:ascii="Aptos" w:eastAsia="Aptos" w:hAnsi="Aptos"/>
+        </w:rPr>
+        <w:t>Dentro de la base, crea una tabla llamada Incidencias. A continuación, añade estos campos:</w:t>
+      </w:r>
+    </w:p>
+    <w:tbl>
+      <w:tblPr>
+        <w:tblW w:w="0" w:type="auto"/>
+        <w:jc w:val="center"/>
+        <w:tblLayout w:type="fixed"/>
+        <w:tblLook w:val="04A0" w:firstRow="1" w:lastRow="0" w:firstColumn="1" w:lastColumn="0" w:noHBand="0" w:noVBand="1"/>
+      </w:tblPr>
+      <w:tblGrid>
+        <w:gridCol w:w="4706"/>
+        <w:gridCol w:w="4706"/>
+      </w:tblGrid>
+      <w:tr>
+        <w:trPr>
+          <w:jc w:val="center"/>
+        </w:trPr>
+        <w:tc>
+          <w:tcPr>
+            <w:tcW w:w="4706" w:type="dxa"/>
+            <w:shd w:val="clear" w:color="auto" w:fill="1F4E79"/>
+            <w:tcMar>
+              <w:top w:w="110" w:type="dxa"/>
+              <w:left w:w="120" w:type="dxa"/>
+              <w:bottom w:w="110" w:type="dxa"/>
+              <w:right w:w="120" w:type="dxa"/>
+            </w:tcMar>
+            <w:vAlign w:val="center"/>
+          </w:tcPr>
+          <w:p>
+            <w:pPr>
+              <w:jc w:val="center"/>
+            </w:pPr>
+            <w:r>
+              <w:rPr>
+                <w:rFonts w:ascii="Aptos" w:eastAsia="Aptos" w:hAnsi="Aptos"/>
+                <w:b/>
+                <w:color w:val="FFFFFF"/>
+                <w:sz w:val="21"/>
+              </w:rPr>
+              <w:t>Campo</w:t>
+            </w:r>
+          </w:p>
+        </w:tc>
+        <w:tc>
+          <w:tcPr>
+            <w:tcW w:w="4706" w:type="dxa"/>
+            <w:shd w:val="clear" w:color="auto" w:fill="1F4E79"/>
+            <w:tcMar>
+              <w:top w:w="110" w:type="dxa"/>
+              <w:left w:w="120" w:type="dxa"/>
+              <w:bottom w:w="110" w:type="dxa"/>
+              <w:right w:w="120" w:type="dxa"/>
+            </w:tcMar>
+            <w:vAlign w:val="center"/>
+          </w:tcPr>
+          <w:p>
+            <w:pPr>
+              <w:jc w:val="center"/>
+            </w:pPr>
+            <w:r>
+              <w:rPr>
+                <w:rFonts w:ascii="Aptos" w:eastAsia="Aptos" w:hAnsi="Aptos"/>
+                <w:b/>
+                <w:color w:val="FFFFFF"/>
+                <w:sz w:val="21"/>
+              </w:rPr>
+              <w:t>Tipo de dato</w:t>
+            </w:r>
+          </w:p>
+        </w:tc>
+      </w:tr>
+      <w:tr>
+        <w:trPr>
+          <w:jc w:val="center"/>
+        </w:trPr>
+        <w:tc>
+          <w:tcPr>
+            <w:tcW w:w="3969" w:type="dxa"/>
+            <w:shd w:val="clear" w:color="auto" w:fill="F3F7FA"/>
+            <w:tcMar>
+              <w:top w:w="90" w:type="dxa"/>
+              <w:left w:w="120" w:type="dxa"/>
+              <w:bottom w:w="90" w:type="dxa"/>
+              <w:right w:w="120" w:type="dxa"/>
+            </w:tcMar>
+            <w:vAlign w:val="center"/>
+          </w:tcPr>
+          <w:p>
+            <w:r>
+              <w:rPr>
+                <w:rFonts w:ascii="Aptos" w:eastAsia="Aptos" w:hAnsi="Aptos"/>
+                <w:color w:val="282828"/>
+                <w:sz w:val="20"/>
+              </w:rPr>
+              <w:t>ID incidencia</w:t>
+            </w:r>
+          </w:p>
+        </w:tc>
+        <w:tc>
+          <w:tcPr>
+            <w:tcW w:w="3969" w:type="dxa"/>
+            <w:tcMar>
+              <w:top w:w="90" w:type="dxa"/>
+              <w:left w:w="120" w:type="dxa"/>
+              <w:bottom w:w="90" w:type="dxa"/>
+              <w:right w:w="120" w:type="dxa"/>
+            </w:tcMar>
+            <w:vAlign w:val="center"/>
+          </w:tcPr>
+          <w:p>
+            <w:r>
+              <w:rPr>
+                <w:rFonts w:ascii="Aptos" w:eastAsia="Aptos" w:hAnsi="Aptos"/>
+                <w:color w:val="282828"/>
+                <w:sz w:val="20"/>
+              </w:rPr>
+              <w:t>Autonumérico o fórmula</w:t>
+            </w:r>
+          </w:p>
+        </w:tc>
+      </w:tr>
+      <w:tr>
+        <w:trPr>
+          <w:jc w:val="center"/>
+        </w:trPr>
+        <w:tc>
+          <w:tcPr>
+            <w:tcW w:w="3969" w:type="dxa"/>
+            <w:shd w:val="clear" w:color="auto" w:fill="F3F7FA"/>
+            <w:tcMar>
+              <w:top w:w="90" w:type="dxa"/>
+              <w:left w:w="120" w:type="dxa"/>
+              <w:bottom w:w="90" w:type="dxa"/>
+              <w:right w:w="120" w:type="dxa"/>
+            </w:tcMar>
+            <w:vAlign w:val="center"/>
+          </w:tcPr>
+          <w:p>
+            <w:r>
+              <w:rPr>
+                <w:rFonts w:ascii="Aptos" w:eastAsia="Aptos" w:hAnsi="Aptos"/>
+                <w:color w:val="282828"/>
+                <w:sz w:val="20"/>
+              </w:rPr>
+              <w:t>Fecha</w:t>
+            </w:r>
+          </w:p>
+        </w:tc>
+        <w:tc>
+          <w:tcPr>
+            <w:tcW w:w="3969" w:type="dxa"/>
+            <w:tcMar>
+              <w:top w:w="90" w:type="dxa"/>
+              <w:left w:w="120" w:type="dxa"/>
+              <w:bottom w:w="90" w:type="dxa"/>
+              <w:right w:w="120" w:type="dxa"/>
+            </w:tcMar>
+            <w:vAlign w:val="center"/>
+          </w:tcPr>
+          <w:p>
+            <w:r>
+              <w:rPr>
+                <w:rFonts w:ascii="Aptos" w:eastAsia="Aptos" w:hAnsi="Aptos"/>
+                <w:color w:val="282828"/>
+                <w:sz w:val="20"/>
+              </w:rPr>
+              <w:t>Fecha y hora</w:t>
+            </w:r>
+          </w:p>
+        </w:tc>
+      </w:tr>
+      <w:tr>
+        <w:trPr>
+          <w:jc w:val="center"/>
+        </w:trPr>
+        <w:tc>
+          <w:tcPr>
+            <w:tcW w:w="3969" w:type="dxa"/>
+            <w:shd w:val="clear" w:color="auto" w:fill="F3F7FA"/>
+            <w:tcMar>
+              <w:top w:w="90" w:type="dxa"/>
+              <w:left w:w="120" w:type="dxa"/>
+              <w:bottom w:w="90" w:type="dxa"/>
+              <w:right w:w="120" w:type="dxa"/>
+            </w:tcMar>
+            <w:vAlign w:val="center"/>
+          </w:tcPr>
+          <w:p>
+            <w:r>
+              <w:rPr>
+                <w:rFonts w:ascii="Aptos" w:eastAsia="Aptos" w:hAnsi="Aptos"/>
+                <w:color w:val="282828"/>
+                <w:sz w:val="20"/>
+              </w:rPr>
+              <w:t>Aula</w:t>
+            </w:r>
+          </w:p>
+        </w:tc>
+        <w:tc>
+          <w:tcPr>
+            <w:tcW w:w="3969" w:type="dxa"/>
+            <w:tcMar>
+              <w:top w:w="90" w:type="dxa"/>
+              <w:left w:w="120" w:type="dxa"/>
+              <w:bottom w:w="90" w:type="dxa"/>
+              <w:right w:w="120" w:type="dxa"/>
+            </w:tcMar>
+            <w:vAlign w:val="center"/>
+          </w:tcPr>
+          <w:p>
+            <w:r>
+              <w:rPr>
+                <w:rFonts w:ascii="Aptos" w:eastAsia="Aptos" w:hAnsi="Aptos"/>
+                <w:color w:val="282828"/>
+                <w:sz w:val="20"/>
+              </w:rPr>
+              <w:t>Texto corto</w:t>
+            </w:r>
+          </w:p>
+        </w:tc>
+      </w:tr>
+      <w:tr>
+        <w:trPr>
+          <w:jc w:val="center"/>
+        </w:trPr>
+        <w:tc>
+          <w:tcPr>
+            <w:tcW w:w="3969" w:type="dxa"/>
+            <w:shd w:val="clear" w:color="auto" w:fill="F3F7FA"/>
+            <w:tcMar>
+              <w:top w:w="90" w:type="dxa"/>
+              <w:left w:w="120" w:type="dxa"/>
+              <w:bottom w:w="90" w:type="dxa"/>
+              <w:right w:w="120" w:type="dxa"/>
+            </w:tcMar>
+            <w:vAlign w:val="center"/>
+          </w:tcPr>
+          <w:p>
+            <w:r>
+              <w:rPr>
+                <w:rFonts w:ascii="Aptos" w:eastAsia="Aptos" w:hAnsi="Aptos"/>
+                <w:color w:val="282828"/>
+                <w:sz w:val="20"/>
+              </w:rPr>
+              <w:t>Equipo</w:t>
+            </w:r>
+          </w:p>
+        </w:tc>
+        <w:tc>
+          <w:tcPr>
+            <w:tcW w:w="3969" w:type="dxa"/>
+            <w:tcMar>
+              <w:top w:w="90" w:type="dxa"/>
+              <w:left w:w="120" w:type="dxa"/>
+              <w:bottom w:w="90" w:type="dxa"/>
+              <w:right w:w="120" w:type="dxa"/>
+            </w:tcMar>
+            <w:vAlign w:val="center"/>
+          </w:tcPr>
+          <w:p>
+            <w:r>
+              <w:rPr>
+                <w:rFonts w:ascii="Aptos" w:eastAsia="Aptos" w:hAnsi="Aptos"/>
+                <w:color w:val="282828"/>
+                <w:sz w:val="20"/>
+              </w:rPr>
+              <w:t>Selección única</w:t>
+            </w:r>
+          </w:p>
+        </w:tc>
+      </w:tr>
+      <w:tr>
+        <w:trPr>
+          <w:jc w:val="center"/>
+        </w:trPr>
+        <w:tc>
+          <w:tcPr>
+            <w:tcW w:w="3969" w:type="dxa"/>
+            <w:shd w:val="clear" w:color="auto" w:fill="F3F7FA"/>
+            <w:tcMar>
+              <w:top w:w="90" w:type="dxa"/>
+              <w:left w:w="120" w:type="dxa"/>
+              <w:bottom w:w="90" w:type="dxa"/>
+              <w:right w:w="120" w:type="dxa"/>
+            </w:tcMar>
+            <w:vAlign w:val="center"/>
+          </w:tcPr>
+          <w:p>
+            <w:r>
+              <w:rPr>
+                <w:rFonts w:ascii="Aptos" w:eastAsia="Aptos" w:hAnsi="Aptos"/>
+                <w:color w:val="282828"/>
+                <w:sz w:val="20"/>
+              </w:rPr>
+              <w:lastRenderedPageBreak/>
+              <w:t>Descripción</w:t>
+            </w:r>
+          </w:p>
+        </w:tc>
+        <w:tc>
+          <w:tcPr>
+            <w:tcW w:w="3969" w:type="dxa"/>
+            <w:tcMar>
+              <w:top w:w="90" w:type="dxa"/>
+              <w:left w:w="120" w:type="dxa"/>
+              <w:bottom w:w="90" w:type="dxa"/>
+              <w:right w:w="120" w:type="dxa"/>
+            </w:tcMar>
+            <w:vAlign w:val="center"/>
+          </w:tcPr>
+          <w:p>
+            <w:r>
+              <w:rPr>
+                <w:rFonts w:ascii="Aptos" w:eastAsia="Aptos" w:hAnsi="Aptos"/>
+                <w:color w:val="282828"/>
+                <w:sz w:val="20"/>
+              </w:rPr>
+              <w:t>Texto largo</w:t>
+            </w:r>
+          </w:p>
+        </w:tc>
+      </w:tr>
+      <w:tr>
+        <w:trPr>
+          <w:jc w:val="center"/>
+        </w:trPr>
+        <w:tc>
+          <w:tcPr>
+            <w:tcW w:w="3969" w:type="dxa"/>
+            <w:shd w:val="clear" w:color="auto" w:fill="F3F7FA"/>
+            <w:tcMar>
+              <w:top w:w="90" w:type="dxa"/>
+              <w:left w:w="120" w:type="dxa"/>
+              <w:bottom w:w="90" w:type="dxa"/>
+              <w:right w:w="120" w:type="dxa"/>
+            </w:tcMar>
+            <w:vAlign w:val="center"/>
+          </w:tcPr>
+          <w:p>
+            <w:r>
+              <w:rPr>
+                <w:rFonts w:ascii="Aptos" w:eastAsia="Aptos" w:hAnsi="Aptos"/>
+                <w:color w:val="282828"/>
+                <w:sz w:val="20"/>
+              </w:rPr>
+              <w:t>Prioridad</w:t>
+            </w:r>
+          </w:p>
+        </w:tc>
+        <w:tc>
+          <w:tcPr>
+            <w:tcW w:w="3969" w:type="dxa"/>
+            <w:tcMar>
+              <w:top w:w="90" w:type="dxa"/>
+              <w:left w:w="120" w:type="dxa"/>
+              <w:bottom w:w="90" w:type="dxa"/>
+              <w:right w:w="120" w:type="dxa"/>
+            </w:tcMar>
+            <w:vAlign w:val="center"/>
+          </w:tcPr>
+          <w:p>
+            <w:r>
+              <w:rPr>
+                <w:rFonts w:ascii="Aptos" w:eastAsia="Aptos" w:hAnsi="Aptos"/>
+                <w:color w:val="282828"/>
+                <w:sz w:val="20"/>
+              </w:rPr>
+              <w:t>Selección única</w:t>
+            </w:r>
+          </w:p>
+        </w:tc>
+      </w:tr>
+      <w:tr>
+        <w:trPr>
+          <w:jc w:val="center"/>
+        </w:trPr>
+        <w:tc>
+          <w:tcPr>
+            <w:tcW w:w="3969" w:type="dxa"/>
+            <w:shd w:val="clear" w:color="auto" w:fill="F3F7FA"/>
+            <w:tcMar>
+              <w:top w:w="90" w:type="dxa"/>
+              <w:left w:w="120" w:type="dxa"/>
+              <w:bottom w:w="90" w:type="dxa"/>
+              <w:right w:w="120" w:type="dxa"/>
+            </w:tcMar>
+            <w:vAlign w:val="center"/>
+          </w:tcPr>
+          <w:p>
+            <w:r>
+              <w:rPr>
+                <w:rFonts w:ascii="Aptos" w:eastAsia="Aptos" w:hAnsi="Aptos"/>
+                <w:color w:val="282828"/>
+                <w:sz w:val="20"/>
+              </w:rPr>
+              <w:t>Estado</w:t>
+            </w:r>
+          </w:p>
+        </w:tc>
+        <w:tc>
+          <w:tcPr>
+            <w:tcW w:w="3969" w:type="dxa"/>
+            <w:tcMar>
+              <w:top w:w="90" w:type="dxa"/>
+              <w:left w:w="120" w:type="dxa"/>
+              <w:bottom w:w="90" w:type="dxa"/>
+              <w:right w:w="120" w:type="dxa"/>
+            </w:tcMar>
+            <w:vAlign w:val="center"/>
+          </w:tcPr>
+          <w:p>
+            <w:r>
+              <w:rPr>
+                <w:rFonts w:ascii="Aptos" w:eastAsia="Aptos" w:hAnsi="Aptos"/>
+                <w:color w:val="282828"/>
+                <w:sz w:val="20"/>
+              </w:rPr>
+              <w:t>Selección única</w:t>
+            </w:r>
+          </w:p>
+        </w:tc>
+      </w:tr>
+      <w:tr>
+        <w:trPr>
+          <w:jc w:val="center"/>
+        </w:trPr>
+        <w:tc>
+          <w:tcPr>
+            <w:tcW w:w="3969" w:type="dxa"/>
+            <w:shd w:val="clear" w:color="auto" w:fill="F3F7FA"/>
+            <w:tcMar>
+              <w:top w:w="90" w:type="dxa"/>
+              <w:left w:w="120" w:type="dxa"/>
+              <w:bottom w:w="90" w:type="dxa"/>
+              <w:right w:w="120" w:type="dxa"/>
+            </w:tcMar>
+            <w:vAlign w:val="center"/>
+          </w:tcPr>
+          <w:p>
+            <w:r>
+              <w:rPr>
+                <w:rFonts w:ascii="Aptos" w:eastAsia="Aptos" w:hAnsi="Aptos"/>
+                <w:color w:val="282828"/>
+                <w:sz w:val="20"/>
+              </w:rPr>
+              <w:t>Profesor responsable</w:t>
+            </w:r>
+          </w:p>
+        </w:tc>
+        <w:tc>
+          <w:tcPr>
+            <w:tcW w:w="3969" w:type="dxa"/>
+            <w:tcMar>
+              <w:top w:w="90" w:type="dxa"/>
+              <w:left w:w="120" w:type="dxa"/>
+              <w:bottom w:w="90" w:type="dxa"/>
+              <w:right w:w="120" w:type="dxa"/>
+            </w:tcMar>
+            <w:vAlign w:val="center"/>
+          </w:tcPr>
+          <w:p>
+            <w:r>
+              <w:rPr>
+                <w:rFonts w:ascii="Aptos" w:eastAsia="Aptos" w:hAnsi="Aptos"/>
+                <w:color w:val="282828"/>
+                <w:sz w:val="20"/>
+              </w:rPr>
+              <w:t>Texto corto</w:t>
+            </w:r>
+          </w:p>
+        </w:tc>
+      </w:tr>
+      <w:tr>
+        <w:trPr>
+          <w:jc w:val="center"/>
+        </w:trPr>
+        <w:tc>
+          <w:tcPr>
+            <w:tcW w:w="3969" w:type="dxa"/>
+            <w:shd w:val="clear" w:color="auto" w:fill="F3F7FA"/>
+            <w:tcMar>
+              <w:top w:w="90" w:type="dxa"/>
+              <w:left w:w="120" w:type="dxa"/>
+              <w:bottom w:w="90" w:type="dxa"/>
+              <w:right w:w="120" w:type="dxa"/>
+            </w:tcMar>
+            <w:vAlign w:val="center"/>
+          </w:tcPr>
+          <w:p>
+            <w:r>
+              <w:rPr>
+                <w:rFonts w:ascii="Aptos" w:eastAsia="Aptos" w:hAnsi="Aptos"/>
+                <w:color w:val="282828"/>
+                <w:sz w:val="20"/>
+              </w:rPr>
+              <w:t>Email contacto</w:t>
+            </w:r>
+          </w:p>
+        </w:tc>
+        <w:tc>
+          <w:tcPr>
+            <w:tcW w:w="3969" w:type="dxa"/>
+            <w:tcMar>
+              <w:top w:w="90" w:type="dxa"/>
+              <w:left w:w="120" w:type="dxa"/>
+              <w:bottom w:w="90" w:type="dxa"/>
+              <w:right w:w="120" w:type="dxa"/>
+            </w:tcMar>
+            <w:vAlign w:val="center"/>
+          </w:tcPr>
+          <w:p>
+            <w:r>
+              <w:rPr>
+                <w:rFonts w:ascii="Aptos" w:eastAsia="Aptos" w:hAnsi="Aptos"/>
+                <w:color w:val="282828"/>
+                <w:sz w:val="20"/>
+              </w:rPr>
+              <w:t>Email</w:t>
+            </w:r>
+          </w:p>
+        </w:tc>
+      </w:tr>
+      <w:tr>
+        <w:trPr>
+          <w:jc w:val="center"/>
+        </w:trPr>
+        <w:tc>
+          <w:tcPr>
+            <w:tcW w:w="3969" w:type="dxa"/>
+            <w:shd w:val="clear" w:color="auto" w:fill="F3F7FA"/>
+            <w:tcMar>
+              <w:top w:w="90" w:type="dxa"/>
+              <w:left w:w="120" w:type="dxa"/>
+              <w:bottom w:w="90" w:type="dxa"/>
+              <w:right w:w="120" w:type="dxa"/>
+            </w:tcMar>
+            <w:vAlign w:val="center"/>
+          </w:tcPr>
+          <w:p>
+            <w:r>
+              <w:rPr>
+                <w:rFonts w:ascii="Aptos" w:eastAsia="Aptos" w:hAnsi="Aptos"/>
+                <w:color w:val="282828"/>
+                <w:sz w:val="20"/>
+              </w:rPr>
+              <w:t>Técnico asignado</w:t>
+            </w:r>
+          </w:p>
+        </w:tc>
+        <w:tc>
+          <w:tcPr>
+            <w:tcW w:w="3969" w:type="dxa"/>
+            <w:tcMar>
+              <w:top w:w="90" w:type="dxa"/>
+              <w:left w:w="120" w:type="dxa"/>
+              <w:bottom w:w="90" w:type="dxa"/>
+              <w:right w:w="120" w:type="dxa"/>
+            </w:tcMar>
+            <w:vAlign w:val="center"/>
+          </w:tcPr>
+          <w:p>
+            <w:r>
+              <w:rPr>
+                <w:rFonts w:ascii="Aptos" w:eastAsia="Aptos" w:hAnsi="Aptos"/>
+                <w:color w:val="282828"/>
+                <w:sz w:val="20"/>
+              </w:rPr>
+              <w:t>Texto corto</w:t>
+            </w:r>
+          </w:p>
+        </w:tc>
+      </w:tr>
+      <w:tr>
+        <w:trPr>
+          <w:jc w:val="center"/>
+        </w:trPr>
+        <w:tc>
+          <w:tcPr>
+            <w:tcW w:w="3969" w:type="dxa"/>
+            <w:shd w:val="clear" w:color="auto" w:fill="F3F7FA"/>
+            <w:tcMar>
+              <w:top w:w="90" w:type="dxa"/>
+              <w:left w:w="120" w:type="dxa"/>
+              <w:bottom w:w="90" w:type="dxa"/>
+              <w:right w:w="120" w:type="dxa"/>
+            </w:tcMar>
+            <w:vAlign w:val="center"/>
+          </w:tcPr>
+          <w:p>
+            <w:r>
+              <w:rPr>
+                <w:rFonts w:ascii="Aptos" w:eastAsia="Aptos" w:hAnsi="Aptos"/>
+                <w:color w:val="282828"/>
+                <w:sz w:val="20"/>
+              </w:rPr>
+              <w:t>Observaciones técnicas</w:t>
+            </w:r>
+          </w:p>
+        </w:tc>
+        <w:tc>
+          <w:tcPr>
+            <w:tcW w:w="3969" w:type="dxa"/>
+            <w:tcMar>
+              <w:top w:w="90" w:type="dxa"/>
+              <w:left w:w="120" w:type="dxa"/>
+              <w:bottom w:w="90" w:type="dxa"/>
+              <w:right w:w="120" w:type="dxa"/>
+            </w:tcMar>
+            <w:vAlign w:val="center"/>
+          </w:tcPr>
+          <w:p>
+            <w:r>
+              <w:rPr>
+                <w:rFonts w:ascii="Aptos" w:eastAsia="Aptos" w:hAnsi="Aptos"/>
+                <w:color w:val="282828"/>
+                <w:sz w:val="20"/>
+              </w:rPr>
+              <w:t>Texto largo</w:t>
+            </w:r>
+          </w:p>
+        </w:tc>
+      </w:tr>
+    </w:tbl>
+    <w:p>
+      <w:pPr>
+        <w:spacing w:after="40" w:line="240" w:lineRule="auto"/>
+      </w:pPr>
+    </w:p>
+    <w:p>
+      <w:pPr>
+        <w:spacing w:after="80" w:line="240" w:lineRule="auto"/>
+      </w:pPr>
+      <w:r>
+        <w:rPr>
+          <w:rFonts w:ascii="Aptos" w:eastAsia="Aptos" w:hAnsi="Aptos"/>
+          <w:b/>
+          <w:color w:val="282828"/>
+        </w:rPr>
+        <w:t>Valores recomendados</w:t>
+      </w:r>
+    </w:p>
+    <w:p>
+      <w:pPr>
+        <w:spacing w:after="40" w:line="240" w:lineRule="auto"/>
+      </w:pPr>
+      <w:r>
+        <w:rPr>
+          <w:rFonts w:ascii="Aptos" w:eastAsia="Aptos" w:hAnsi="Aptos"/>
+          <w:b/>
+          <w:color w:val="1F4E79"/>
+        </w:rPr>
+        <w:t>Equipo</w:t>
+      </w:r>
+    </w:p>
+    <w:p>
+      <w:pPr>
+        <w:pStyle w:val="Listaconvietas"/>
+        <w:spacing w:after="40"/>
+        <w:ind w:left="170"/>
+      </w:pPr>
+      <w:r>
+        <w:rPr>
+          <w:rFonts w:ascii="Aptos" w:eastAsia="Aptos" w:hAnsi="Aptos"/>
+          <w:color w:val="282828"/>
+          <w:sz w:val="21"/>
+        </w:rPr>
+        <w:t>PC</w:t>
+      </w:r>
+    </w:p>
+    <w:p>
+      <w:pPr>
+        <w:pStyle w:val="Listaconvietas"/>
+        <w:spacing w:after="40"/>
+        <w:ind w:left="170"/>
+      </w:pPr>
+      <w:r>
+        <w:rPr>
+          <w:rFonts w:ascii="Aptos" w:eastAsia="Aptos" w:hAnsi="Aptos"/>
+          <w:color w:val="282828"/>
+          <w:sz w:val="21"/>
+        </w:rPr>
+        <w:t>Proyector</w:t>
+      </w:r>
+    </w:p>
+    <w:p>
+      <w:pPr>
+        <w:pStyle w:val="Listaconvietas"/>
+        <w:spacing w:after="40"/>
+        <w:ind w:left="170"/>
+      </w:pPr>
+      <w:r>
+        <w:rPr>
+          <w:rFonts w:ascii="Aptos" w:eastAsia="Aptos" w:hAnsi="Aptos"/>
+          <w:color w:val="282828"/>
+          <w:sz w:val="21"/>
+        </w:rPr>
+        <w:t>Impresora</w:t>
+      </w:r>
+    </w:p>
+    <w:p>
+      <w:pPr>
+        <w:pStyle w:val="Listaconvietas"/>
+        <w:spacing w:after="40"/>
+        <w:ind w:left="170"/>
+      </w:pPr>
+      <w:r>
+        <w:rPr>
+          <w:rFonts w:ascii="Aptos" w:eastAsia="Aptos" w:hAnsi="Aptos"/>
+          <w:color w:val="282828"/>
+          <w:sz w:val="21"/>
+        </w:rPr>
+        <w:t>Red</w:t>
+      </w:r>
+    </w:p>
+    <w:p>
+      <w:pPr>
+        <w:pStyle w:val="Listaconvietas"/>
+        <w:spacing w:after="40"/>
+        <w:ind w:left="170"/>
+      </w:pPr>
+      <w:r>
+        <w:rPr>
+          <w:rFonts w:ascii="Aptos" w:eastAsia="Aptos" w:hAnsi="Aptos"/>
+          <w:color w:val="282828"/>
+          <w:sz w:val="21"/>
+        </w:rPr>
+        <w:t>Otro</w:t>
+      </w:r>
+    </w:p>
+    <w:p>
+      <w:pPr>
+        <w:spacing w:after="40" w:line="240" w:lineRule="auto"/>
+      </w:pPr>
+      <w:r>
+        <w:rPr>
+          <w:rFonts w:ascii="Aptos" w:eastAsia="Aptos" w:hAnsi="Aptos"/>
+          <w:b/>
+          <w:color w:val="1F4E79"/>
+        </w:rPr>
+        <w:t>Prioridad</w:t>
+      </w:r>
+    </w:p>
+    <w:p>
+      <w:pPr>
+        <w:pStyle w:val="Listaconvietas"/>
+        <w:spacing w:after="40"/>
+        <w:ind w:left="170"/>
+      </w:pPr>
+      <w:r>
+        <w:rPr>
+          <w:rFonts w:ascii="Aptos" w:eastAsia="Aptos" w:hAnsi="Aptos"/>
+          <w:color w:val="282828"/>
+          <w:sz w:val="21"/>
+        </w:rPr>
+        <w:t>Baja</w:t>
+      </w:r>
+    </w:p>
+    <w:p>
+      <w:pPr>
+        <w:pStyle w:val="Listaconvietas"/>
+        <w:spacing w:after="40"/>
+        <w:ind w:left="170"/>
+      </w:pPr>
+      <w:r>
+        <w:rPr>
+          <w:rFonts w:ascii="Aptos" w:eastAsia="Aptos" w:hAnsi="Aptos"/>
+          <w:color w:val="282828"/>
+          <w:sz w:val="21"/>
+        </w:rPr>
+        <w:t>Media</w:t>
+      </w:r>
+    </w:p>
+    <w:p>
+      <w:pPr>
+        <w:pStyle w:val="Listaconvietas"/>
+        <w:spacing w:after="40"/>
+        <w:ind w:left="170"/>
+      </w:pPr>
+      <w:r>
+        <w:rPr>
+          <w:rFonts w:ascii="Aptos" w:eastAsia="Aptos" w:hAnsi="Aptos"/>
+          <w:color w:val="282828"/>
+          <w:sz w:val="21"/>
+        </w:rPr>
+        <w:t>Alta</w:t>
+      </w:r>
+    </w:p>
+    <w:p>
+      <w:pPr>
+        <w:spacing w:after="40" w:line="240" w:lineRule="auto"/>
+      </w:pPr>
+      <w:r>
+        <w:rPr>
+          <w:rFonts w:ascii="Aptos" w:eastAsia="Aptos" w:hAnsi="Aptos"/>
+          <w:b/>
+          <w:color w:val="1F4E79"/>
+        </w:rPr>
+        <w:t>Estado</w:t>
+      </w:r>
+    </w:p>
+    <w:p>
+      <w:pPr>
+        <w:pStyle w:val="Listaconvietas"/>
+        <w:spacing w:after="40"/>
+        <w:ind w:left="170"/>
+      </w:pPr>
+      <w:r>
+        <w:rPr>
+          <w:rFonts w:ascii="Aptos" w:eastAsia="Aptos" w:hAnsi="Aptos"/>
+          <w:color w:val="282828"/>
+          <w:sz w:val="21"/>
+        </w:rPr>
+        <w:t>Nueva</w:t>
+      </w:r>
+    </w:p>
+    <w:p>
+      <w:pPr>
+        <w:pStyle w:val="Listaconvietas"/>
+        <w:spacing w:after="40"/>
+        <w:ind w:left="170"/>
+      </w:pPr>
+      <w:r>
+        <w:rPr>
+          <w:rFonts w:ascii="Aptos" w:eastAsia="Aptos" w:hAnsi="Aptos"/>
+          <w:color w:val="282828"/>
+          <w:sz w:val="21"/>
+        </w:rPr>
+        <w:t>En revisión</w:t>
+      </w:r>
+    </w:p>
+    <w:p>
+      <w:pPr>
+        <w:pStyle w:val="Listaconvietas"/>
+        <w:spacing w:after="40"/>
+        <w:ind w:left="170"/>
+      </w:pPr>
+      <w:r>
+        <w:rPr>
+          <w:rFonts w:ascii="Aptos" w:eastAsia="Aptos" w:hAnsi="Aptos"/>
+          <w:color w:val="282828"/>
+          <w:sz w:val="21"/>
+        </w:rPr>
+        <w:t>Resuelta</w:t>
+      </w:r>
+    </w:p>
+    <w:p>
+      <w:pPr>
+        <w:spacing w:before="200" w:after="80"/>
+      </w:pPr>
+      <w:r>
+        <w:rPr>
+          <w:rFonts w:ascii="Aptos" w:eastAsia="Aptos" w:hAnsi="Aptos"/>
+          <w:b/>
+          <w:color w:val="1F4E79"/>
+          <w:sz w:val="28"/>
+        </w:rPr>
+        <w:t>Parte 3. Introducción de datos</w:t>
+      </w:r>
+    </w:p>
+    <w:p>
+      <w:pPr>
+        <w:spacing w:before="120" w:after="80"/>
+      </w:pPr>
+      <w:r>
+        <w:rPr>
+          <w:rFonts w:ascii="Aptos" w:eastAsia="Aptos" w:hAnsi="Aptos"/>
+          <w:b/>
+          <w:color w:val="282828"/>
+          <w:sz w:val="23"/>
+        </w:rPr>
+        <w:t>Paso 3. Añadir registros manualmente</w:t>
+      </w:r>
+    </w:p>
+    <w:p>
+      <w:pPr>
+        <w:spacing w:after="80" w:line="240" w:lineRule="auto"/>
+      </w:pPr>
+      <w:r>
+        <w:rPr>
+          <w:rFonts w:ascii="Aptos" w:eastAsia="Aptos" w:hAnsi="Aptos"/>
+        </w:rPr>
+        <w:t>Introduce al menos tres incidencias diferentes en la tabla. Puedes usar estos ejemplos:</w:t>
+      </w:r>
+    </w:p>
+    <w:tbl>
+      <w:tblPr>
+        <w:tblW w:w="0" w:type="auto"/>
+        <w:jc w:val="center"/>
+        <w:tblLayout w:type="fixed"/>
+        <w:tblLook w:val="04A0" w:firstRow="1" w:lastRow="0" w:firstColumn="1" w:lastColumn="0" w:noHBand="0" w:noVBand="1"/>
+      </w:tblPr>
+      <w:tblGrid>
+        <w:gridCol w:w="2353"/>
+        <w:gridCol w:w="2353"/>
+        <w:gridCol w:w="4082"/>
+        <w:gridCol w:w="2353"/>
+      </w:tblGrid>
+      <w:tr>
+        <w:trPr>
+          <w:jc w:val="center"/>
+        </w:trPr>
+        <w:tc>
+          <w:tcPr>
+            <w:tcW w:w="2353" w:type="dxa"/>
+            <w:shd w:val="clear" w:color="auto" w:fill="D9EAF7"/>
+            <w:tcMar>
+              <w:top w:w="90" w:type="dxa"/>
+              <w:left w:w="110" w:type="dxa"/>
+              <w:bottom w:w="90" w:type="dxa"/>
+              <w:right w:w="110" w:type="dxa"/>
+            </w:tcMar>
+            <w:vAlign w:val="center"/>
+          </w:tcPr>
+          <w:p>
+            <w:pPr>
+              <w:jc w:val="center"/>
+            </w:pPr>
+            <w:r>
+              <w:rPr>
+                <w:rFonts w:ascii="Aptos" w:eastAsia="Aptos" w:hAnsi="Aptos"/>
+                <w:b/>
+                <w:color w:val="282828"/>
+                <w:sz w:val="20"/>
+              </w:rPr>
+              <w:t>Aula</w:t>
+            </w:r>
+          </w:p>
+        </w:tc>
+        <w:tc>
+          <w:tcPr>
+            <w:tcW w:w="2353" w:type="dxa"/>
+            <w:shd w:val="clear" w:color="auto" w:fill="D9EAF7"/>
+            <w:tcMar>
+              <w:top w:w="90" w:type="dxa"/>
+              <w:left w:w="110" w:type="dxa"/>
+              <w:bottom w:w="90" w:type="dxa"/>
+              <w:right w:w="110" w:type="dxa"/>
+            </w:tcMar>
+            <w:vAlign w:val="center"/>
+          </w:tcPr>
+          <w:p>
+            <w:pPr>
+              <w:jc w:val="center"/>
+            </w:pPr>
+            <w:r>
+              <w:rPr>
+                <w:rFonts w:ascii="Aptos" w:eastAsia="Aptos" w:hAnsi="Aptos"/>
+                <w:b/>
+                <w:color w:val="282828"/>
+                <w:sz w:val="20"/>
+              </w:rPr>
+              <w:t>Equipo</w:t>
+            </w:r>
+          </w:p>
+        </w:tc>
+        <w:tc>
+          <w:tcPr>
+            <w:tcW w:w="2353" w:type="dxa"/>
+            <w:shd w:val="clear" w:color="auto" w:fill="D9EAF7"/>
+            <w:tcMar>
+              <w:top w:w="90" w:type="dxa"/>
+              <w:left w:w="110" w:type="dxa"/>
+              <w:bottom w:w="90" w:type="dxa"/>
+              <w:right w:w="110" w:type="dxa"/>
+            </w:tcMar>
+            <w:vAlign w:val="center"/>
+          </w:tcPr>
+          <w:p>
+            <w:pPr>
+              <w:jc w:val="center"/>
+            </w:pPr>
+            <w:r>
+              <w:rPr>
+                <w:rFonts w:ascii="Aptos" w:eastAsia="Aptos" w:hAnsi="Aptos"/>
+                <w:b/>
+                <w:color w:val="282828"/>
+                <w:sz w:val="20"/>
+              </w:rPr>
+              <w:t>Descripción</w:t>
+            </w:r>
+          </w:p>
+        </w:tc>
+        <w:tc>
+          <w:tcPr>
+            <w:tcW w:w="2353" w:type="dxa"/>
+            <w:shd w:val="clear" w:color="auto" w:fill="D9EAF7"/>
+            <w:tcMar>
+              <w:top w:w="90" w:type="dxa"/>
+              <w:left w:w="110" w:type="dxa"/>
+              <w:bottom w:w="90" w:type="dxa"/>
+              <w:right w:w="110" w:type="dxa"/>
+            </w:tcMar>
+            <w:vAlign w:val="center"/>
+          </w:tcPr>
+          <w:p>
+            <w:pPr>
+              <w:jc w:val="center"/>
+            </w:pPr>
+            <w:r>
+              <w:rPr>
+                <w:rFonts w:ascii="Aptos" w:eastAsia="Aptos" w:hAnsi="Aptos"/>
+                <w:b/>
+                <w:color w:val="282828"/>
+                <w:sz w:val="20"/>
+              </w:rPr>
+              <w:t>Prioridad</w:t>
+            </w:r>
+          </w:p>
+        </w:tc>
+      </w:tr>
+      <w:tr>
+        <w:trPr>
+          <w:jc w:val="center"/>
+        </w:trPr>
+        <w:tc>
+          <w:tcPr>
+            <w:tcW w:w="1304" w:type="dxa"/>
+            <w:tcMar>
+              <w:top w:w="90" w:type="dxa"/>
+              <w:left w:w="110" w:type="dxa"/>
+              <w:bottom w:w="90" w:type="dxa"/>
+              <w:right w:w="110" w:type="dxa"/>
+            </w:tcMar>
+            <w:vAlign w:val="center"/>
+          </w:tcPr>
+          <w:p>
+            <w:pPr>
+              <w:jc w:val="center"/>
+            </w:pPr>
+            <w:r>
+              <w:rPr>
+                <w:rFonts w:ascii="Aptos" w:eastAsia="Aptos" w:hAnsi="Aptos"/>
+                <w:color w:val="282828"/>
+                <w:sz w:val="20"/>
+              </w:rPr>
+              <w:t>2B</w:t>
+            </w:r>
+          </w:p>
+        </w:tc>
+        <w:tc>
+          <w:tcPr>
+            <w:tcW w:w="1531" w:type="dxa"/>
+            <w:tcMar>
+              <w:top w:w="90" w:type="dxa"/>
+              <w:left w:w="110" w:type="dxa"/>
+              <w:bottom w:w="90" w:type="dxa"/>
+              <w:right w:w="110" w:type="dxa"/>
+            </w:tcMar>
+            <w:vAlign w:val="center"/>
+          </w:tcPr>
+          <w:p>
+            <w:pPr>
+              <w:jc w:val="center"/>
+            </w:pPr>
+            <w:r>
+              <w:rPr>
+                <w:rFonts w:ascii="Aptos" w:eastAsia="Aptos" w:hAnsi="Aptos"/>
+                <w:color w:val="282828"/>
+                <w:sz w:val="20"/>
+              </w:rPr>
+              <w:t>PC</w:t>
+            </w:r>
+          </w:p>
+        </w:tc>
+        <w:tc>
+          <w:tcPr>
+            <w:tcW w:w="4082" w:type="dxa"/>
+            <w:tcMar>
+              <w:top w:w="90" w:type="dxa"/>
+              <w:left w:w="110" w:type="dxa"/>
+              <w:bottom w:w="90" w:type="dxa"/>
+              <w:right w:w="110" w:type="dxa"/>
+            </w:tcMar>
+            <w:vAlign w:val="center"/>
+          </w:tcPr>
+          <w:p>
+            <w:r>
+              <w:rPr>
+                <w:rFonts w:ascii="Aptos" w:eastAsia="Aptos" w:hAnsi="Aptos"/>
+                <w:color w:val="282828"/>
+                <w:sz w:val="20"/>
+              </w:rPr>
+              <w:t>No arranca</w:t>
+            </w:r>
+          </w:p>
+        </w:tc>
+        <w:tc>
+          <w:tcPr>
+            <w:tcW w:w="1417" w:type="dxa"/>
+            <w:tcMar>
+              <w:top w:w="90" w:type="dxa"/>
+              <w:left w:w="110" w:type="dxa"/>
+              <w:bottom w:w="90" w:type="dxa"/>
+              <w:right w:w="110" w:type="dxa"/>
+            </w:tcMar>
+            <w:vAlign w:val="center"/>
+          </w:tcPr>
+          <w:p>
+            <w:pPr>
+              <w:jc w:val="center"/>
+            </w:pPr>
+            <w:r>
+              <w:rPr>
+                <w:rFonts w:ascii="Aptos" w:eastAsia="Aptos" w:hAnsi="Aptos"/>
+                <w:color w:val="282828"/>
+                <w:sz w:val="20"/>
+              </w:rPr>
+              <w:t>Alta</w:t>
+            </w:r>
+          </w:p>
+        </w:tc>
+      </w:tr>
+      <w:tr>
+        <w:trPr>
+          <w:jc w:val="center"/>
+        </w:trPr>
+        <w:tc>
+          <w:tcPr>
+            <w:tcW w:w="1304" w:type="dxa"/>
+            <w:tcMar>
+              <w:top w:w="90" w:type="dxa"/>
+              <w:left w:w="110" w:type="dxa"/>
+              <w:bottom w:w="90" w:type="dxa"/>
+              <w:right w:w="110" w:type="dxa"/>
+            </w:tcMar>
+            <w:vAlign w:val="center"/>
+          </w:tcPr>
+          <w:p>
+            <w:pPr>
+              <w:jc w:val="center"/>
+            </w:pPr>
+            <w:r>
+              <w:rPr>
+                <w:rFonts w:ascii="Aptos" w:eastAsia="Aptos" w:hAnsi="Aptos"/>
+                <w:color w:val="282828"/>
+                <w:sz w:val="20"/>
+              </w:rPr>
+              <w:t>3A</w:t>
+            </w:r>
+          </w:p>
+        </w:tc>
+        <w:tc>
+          <w:tcPr>
+            <w:tcW w:w="1531" w:type="dxa"/>
+            <w:tcMar>
+              <w:top w:w="90" w:type="dxa"/>
+              <w:left w:w="110" w:type="dxa"/>
+              <w:bottom w:w="90" w:type="dxa"/>
+              <w:right w:w="110" w:type="dxa"/>
+            </w:tcMar>
+            <w:vAlign w:val="center"/>
+          </w:tcPr>
+          <w:p>
+            <w:pPr>
+              <w:jc w:val="center"/>
+            </w:pPr>
+            <w:r>
+              <w:rPr>
+                <w:rFonts w:ascii="Aptos" w:eastAsia="Aptos" w:hAnsi="Aptos"/>
+                <w:color w:val="282828"/>
+                <w:sz w:val="20"/>
+              </w:rPr>
+              <w:t>Proyector</w:t>
+            </w:r>
+          </w:p>
+        </w:tc>
+        <w:tc>
+          <w:tcPr>
+            <w:tcW w:w="4082" w:type="dxa"/>
+            <w:tcMar>
+              <w:top w:w="90" w:type="dxa"/>
+              <w:left w:w="110" w:type="dxa"/>
+              <w:bottom w:w="90" w:type="dxa"/>
+              <w:right w:w="110" w:type="dxa"/>
+            </w:tcMar>
+            <w:vAlign w:val="center"/>
+          </w:tcPr>
+          <w:p>
+            <w:r>
+              <w:rPr>
+                <w:rFonts w:ascii="Aptos" w:eastAsia="Aptos" w:hAnsi="Aptos"/>
+                <w:color w:val="282828"/>
+                <w:sz w:val="20"/>
+              </w:rPr>
+              <w:t>Imagen borrosa</w:t>
+            </w:r>
+          </w:p>
+        </w:tc>
+        <w:tc>
+          <w:tcPr>
+            <w:tcW w:w="1417" w:type="dxa"/>
+            <w:tcMar>
+              <w:top w:w="90" w:type="dxa"/>
+              <w:left w:w="110" w:type="dxa"/>
+              <w:bottom w:w="90" w:type="dxa"/>
+              <w:right w:w="110" w:type="dxa"/>
+            </w:tcMar>
+            <w:vAlign w:val="center"/>
+          </w:tcPr>
+          <w:p>
+            <w:pPr>
+              <w:jc w:val="center"/>
+            </w:pPr>
+            <w:r>
+              <w:rPr>
+                <w:rFonts w:ascii="Aptos" w:eastAsia="Aptos" w:hAnsi="Aptos"/>
+                <w:color w:val="282828"/>
+                <w:sz w:val="20"/>
+              </w:rPr>
+              <w:t>Media</w:t>
+            </w:r>
+          </w:p>
+        </w:tc>
+      </w:tr>
+      <w:tr>
+        <w:trPr>
+          <w:jc w:val="center"/>
+        </w:trPr>
+        <w:tc>
+          <w:tcPr>
+            <w:tcW w:w="1304" w:type="dxa"/>
+            <w:tcMar>
+              <w:top w:w="90" w:type="dxa"/>
+              <w:left w:w="110" w:type="dxa"/>
+              <w:bottom w:w="90" w:type="dxa"/>
+              <w:right w:w="110" w:type="dxa"/>
+            </w:tcMar>
+            <w:vAlign w:val="center"/>
+          </w:tcPr>
+          <w:p>
+            <w:pPr>
+              <w:jc w:val="center"/>
+            </w:pPr>
+            <w:r>
+              <w:rPr>
+                <w:rFonts w:ascii="Aptos" w:eastAsia="Aptos" w:hAnsi="Aptos"/>
+                <w:color w:val="282828"/>
+                <w:sz w:val="20"/>
+              </w:rPr>
+              <w:t>1C</w:t>
+            </w:r>
+          </w:p>
+        </w:tc>
+        <w:tc>
+          <w:tcPr>
+            <w:tcW w:w="1531" w:type="dxa"/>
+            <w:tcMar>
+              <w:top w:w="90" w:type="dxa"/>
+              <w:left w:w="110" w:type="dxa"/>
+              <w:bottom w:w="90" w:type="dxa"/>
+              <w:right w:w="110" w:type="dxa"/>
+            </w:tcMar>
+            <w:vAlign w:val="center"/>
+          </w:tcPr>
+          <w:p>
+            <w:pPr>
+              <w:jc w:val="center"/>
+            </w:pPr>
+            <w:r>
+              <w:rPr>
+                <w:rFonts w:ascii="Aptos" w:eastAsia="Aptos" w:hAnsi="Aptos"/>
+                <w:color w:val="282828"/>
+                <w:sz w:val="20"/>
+              </w:rPr>
+              <w:t>Red</w:t>
+            </w:r>
+          </w:p>
+        </w:tc>
+        <w:tc>
+          <w:tcPr>
+            <w:tcW w:w="4082" w:type="dxa"/>
+            <w:tcMar>
+              <w:top w:w="90" w:type="dxa"/>
+              <w:left w:w="110" w:type="dxa"/>
+              <w:bottom w:w="90" w:type="dxa"/>
+              <w:right w:w="110" w:type="dxa"/>
+            </w:tcMar>
+            <w:vAlign w:val="center"/>
+          </w:tcPr>
+          <w:p>
+            <w:r>
+              <w:rPr>
+                <w:rFonts w:ascii="Aptos" w:eastAsia="Aptos" w:hAnsi="Aptos"/>
+                <w:color w:val="282828"/>
+                <w:sz w:val="20"/>
+              </w:rPr>
+              <w:t>Sin conexión a Internet</w:t>
+            </w:r>
+          </w:p>
+        </w:tc>
+        <w:tc>
+          <w:tcPr>
+            <w:tcW w:w="1417" w:type="dxa"/>
+            <w:tcMar>
+              <w:top w:w="90" w:type="dxa"/>
+              <w:left w:w="110" w:type="dxa"/>
+              <w:bottom w:w="90" w:type="dxa"/>
+              <w:right w:w="110" w:type="dxa"/>
+            </w:tcMar>
+            <w:vAlign w:val="center"/>
+          </w:tcPr>
+          <w:p>
+            <w:pPr>
+              <w:jc w:val="center"/>
+            </w:pPr>
+            <w:r>
+              <w:rPr>
+                <w:rFonts w:ascii="Aptos" w:eastAsia="Aptos" w:hAnsi="Aptos"/>
+                <w:color w:val="282828"/>
+                <w:sz w:val="20"/>
+              </w:rPr>
+              <w:t>Alta</w:t>
+            </w:r>
+          </w:p>
+        </w:tc>
+      </w:tr>
+    </w:tbl>
+    <w:p>
+      <w:r>
+        <w:lastRenderedPageBreak/>
+        <w:br w:type="page"/>
+      </w:r>
+    </w:p>
+    <w:p>
+      <w:pPr>
+        <w:spacing w:before="200" w:after="80"/>
+      </w:pPr>
+      <w:r>
+        <w:rPr>
+          <w:rFonts w:ascii="Aptos" w:eastAsia="Aptos" w:hAnsi="Aptos"/>
+          <w:b/>
+          <w:color w:val="1F4E79"/>
+          <w:sz w:val="28"/>
+        </w:rPr>
+        <w:lastRenderedPageBreak/>
         <w:t>Parte 4. Creación de una vista</w:t>
       </w:r>
     </w:p>
     <w:p>
       <w:pPr>
-        <w:rPr>
-          <w:b/>
-          <w:bCs/>
-        </w:rPr>
+        <w:spacing w:before="120" w:after="80"/>
       </w:pPr>
       <w:r>
         <w:rPr>
+          <w:rFonts w:ascii="Aptos" w:eastAsia="Aptos" w:hAnsi="Aptos"/>
           <w:b/>
-          <w:bCs/>
+          <w:color w:val="282828"/>
+          <w:sz w:val="23"/>
         </w:rPr>
         <w:t>Paso 4. Crear una vista filtrada</w:t>
       </w:r>
     </w:p>
     <w:p>
+      <w:pPr>
+        <w:spacing w:after="80" w:line="240" w:lineRule="auto"/>
+      </w:pPr>
       <w:r>
-        <w:t>Crea una vista nueva con el nombre:</w:t>
+        <w:rPr>
+          <w:rFonts w:ascii="Aptos" w:eastAsia="Aptos" w:hAnsi="Aptos"/>
+        </w:rPr>
+        <w:t>Crea una vista nueva con el nombre Pendientes.</w:t>
       </w:r>
     </w:p>
     <w:p>
+      <w:pPr>
+        <w:spacing w:after="80" w:line="240" w:lineRule="auto"/>
+      </w:pPr>
       <w:r>
         <w:rPr>
-          <w:b/>
-          <w:bCs/>
+          <w:rFonts w:ascii="Aptos" w:eastAsia="Aptos" w:hAnsi="Aptos"/>
         </w:rPr>
-        <w:t>Pendientes</w:t>
+        <w:t>Aplica un filtro para que solo se muestren los registros cuyo campo Estado = Nueva.</w:t>
       </w:r>
     </w:p>
     <w:p>
+      <w:pPr>
+        <w:spacing w:after="80" w:line="240" w:lineRule="auto"/>
+      </w:pPr>
       <w:r>
-        <w:t>Aplica un filtro para que solo se muestren los registros cuyo campo:</w:t>
+        <w:rPr>
+          <w:rFonts w:ascii="Aptos" w:eastAsia="Aptos" w:hAnsi="Aptos"/>
+          <w:i/>
+        </w:rPr>
+        <w:t>Objetivo: visualizar únicamente las incidencias que todavía no han sido revisadas.</w:t>
       </w:r>
     </w:p>
     <w:p>
+      <w:pPr>
+        <w:spacing w:before="200" w:after="80"/>
+      </w:pPr>
       <w:r>
         <w:rPr>
+          <w:rFonts w:ascii="Aptos" w:eastAsia="Aptos" w:hAnsi="Aptos"/>
           <w:b/>
-          <w:bCs/>
-        </w:rPr>
-        <w:t>Estado = Nueva</w:t>
-      </w:r>
-    </w:p>
-    <w:p>
-      <w:pPr>
-        <w:rPr>
-          <w:b/>
-          <w:bCs/>
-        </w:rPr>
-      </w:pPr>
-      <w:r>
-        <w:rPr>
-          <w:b/>
-          <w:bCs/>
-        </w:rPr>
-        <w:t>Objetivo</w:t>
-      </w:r>
-    </w:p>
-    <w:p>
-      <w:r>
-        <w:t>Visualizar únicamente las incidencias que todavía no han sido revisadas.</w:t>
-      </w:r>
-    </w:p>
-    <w:p>
-      <w:r>
-        <w:pict w14:anchorId="2E827C57">
-          <v:rect id="_x0000_i1203" style="width:0;height:1.5pt" o:hralign="center" o:hrstd="t" o:hr="t" fillcolor="#a0a0a0" stroked="f"/>
-        </w:pict>
-      </w:r>
-    </w:p>
-    <w:p>
-      <w:pPr>
-        <w:rPr>
-          <w:b/>
-          <w:bCs/>
-        </w:rPr>
-      </w:pPr>
-      <w:r>
-        <w:rPr>
-          <w:b/>
-          <w:bCs/>
+          <w:color w:val="1F4E79"/>
+          <w:sz w:val="28"/>
         </w:rPr>
         <w:t>Parte 5. Crear un formulario</w:t>
       </w:r>
     </w:p>
     <w:p>
       <w:pPr>
-        <w:rPr>
-          <w:b/>
-          <w:bCs/>
-        </w:rPr>
+        <w:spacing w:before="120" w:after="80"/>
       </w:pPr>
       <w:r>
         <w:rPr>
+          <w:rFonts w:ascii="Aptos" w:eastAsia="Aptos" w:hAnsi="Aptos"/>
           <w:b/>
-          <w:bCs/>
+          <w:color w:val="282828"/>
+          <w:sz w:val="23"/>
         </w:rPr>
         <w:t>Paso 5. Diseñar un formulario de entrada de incidencias</w:t>
       </w:r>
     </w:p>
     <w:p>
-      <w:r>
-        <w:t xml:space="preserve">Crea un formulario basado en la tabla </w:t>
-      </w:r>
+      <w:pPr>
+        <w:spacing w:after="40" w:line="240" w:lineRule="auto"/>
+      </w:pPr>
       <w:r>
         <w:rPr>
-          <w:b/>
-          <w:bCs/>
+          <w:rFonts w:ascii="Aptos" w:eastAsia="Aptos" w:hAnsi="Aptos"/>
         </w:rPr>
-        <w:t>Incidencias</w:t>
-      </w:r>
-      <w:r>
-        <w:t>.</w:t>
+        <w:t>Crea un formulario basado en la tabla Incidencias. El formulario debe incluir estos campos:</w:t>
       </w:r>
     </w:p>
     <w:p>
+      <w:pPr>
+        <w:pStyle w:val="Listaconvietas"/>
+        <w:spacing w:after="40"/>
+        <w:ind w:left="170"/>
+      </w:pPr>
       <w:r>
-        <w:lastRenderedPageBreak/>
-        <w:t>El formulario debe incluir estos campos:</w:t>
+        <w:rPr>
+          <w:rFonts w:ascii="Aptos" w:eastAsia="Aptos" w:hAnsi="Aptos"/>
+          <w:color w:val="282828"/>
+          <w:sz w:val="21"/>
+        </w:rPr>
+        <w:t>Aula</w:t>
       </w:r>
     </w:p>
     <w:p>
       <w:pPr>
-        <w:numPr>
-          <w:ilvl w:val="0"/>
-          <w:numId w:val="87"/>
-        </w:numPr>
+        <w:pStyle w:val="Listaconvietas"/>
+        <w:spacing w:after="40"/>
+        <w:ind w:left="170"/>
       </w:pPr>
       <w:r>
-        <w:t xml:space="preserve">Aula </w:t>
+        <w:rPr>
+          <w:rFonts w:ascii="Aptos" w:eastAsia="Aptos" w:hAnsi="Aptos"/>
+          <w:color w:val="282828"/>
+          <w:sz w:val="21"/>
+        </w:rPr>
+        <w:t>Equipo</w:t>
       </w:r>
     </w:p>
     <w:p>
       <w:pPr>
-        <w:numPr>
-          <w:ilvl w:val="0"/>
-          <w:numId w:val="87"/>
-        </w:numPr>
+        <w:pStyle w:val="Listaconvietas"/>
+        <w:spacing w:after="40"/>
+        <w:ind w:left="170"/>
       </w:pPr>
       <w:r>
-        <w:t xml:space="preserve">Equipo </w:t>
+        <w:rPr>
+          <w:rFonts w:ascii="Aptos" w:eastAsia="Aptos" w:hAnsi="Aptos"/>
+          <w:color w:val="282828"/>
+          <w:sz w:val="21"/>
+        </w:rPr>
+        <w:t>Descripción</w:t>
       </w:r>
     </w:p>
     <w:p>
       <w:pPr>
-        <w:numPr>
-          <w:ilvl w:val="0"/>
-          <w:numId w:val="87"/>
-        </w:numPr>
+        <w:pStyle w:val="Listaconvietas"/>
+        <w:spacing w:after="40"/>
+        <w:ind w:left="170"/>
       </w:pPr>
       <w:r>
-        <w:t xml:space="preserve">Descripción </w:t>
+        <w:rPr>
+          <w:rFonts w:ascii="Aptos" w:eastAsia="Aptos" w:hAnsi="Aptos"/>
+          <w:color w:val="282828"/>
+          <w:sz w:val="21"/>
+        </w:rPr>
+        <w:t>Prioridad</w:t>
       </w:r>
     </w:p>
     <w:p>
       <w:pPr>
-        <w:numPr>
-          <w:ilvl w:val="0"/>
-          <w:numId w:val="87"/>
-        </w:numPr>
+        <w:pStyle w:val="Listaconvietas"/>
+        <w:spacing w:after="40"/>
+        <w:ind w:left="170"/>
       </w:pPr>
       <w:r>
-        <w:t xml:space="preserve">Prioridad </w:t>
+        <w:rPr>
+          <w:rFonts w:ascii="Aptos" w:eastAsia="Aptos" w:hAnsi="Aptos"/>
+          <w:color w:val="282828"/>
+          <w:sz w:val="21"/>
+        </w:rPr>
+        <w:t>Profesor responsable</w:t>
       </w:r>
     </w:p>
     <w:p>
       <w:pPr>
-        <w:numPr>
-          <w:ilvl w:val="0"/>
-          <w:numId w:val="87"/>
-        </w:numPr>
+        <w:pStyle w:val="Listaconvietas"/>
+        <w:spacing w:after="40"/>
+        <w:ind w:left="170"/>
       </w:pPr>
       <w:r>
-        <w:t xml:space="preserve">Profesor responsable </w:t>
+        <w:rPr>
+          <w:rFonts w:ascii="Aptos" w:eastAsia="Aptos" w:hAnsi="Aptos"/>
+          <w:color w:val="282828"/>
+          <w:sz w:val="21"/>
+        </w:rPr>
+        <w:t>Email contacto</w:t>
       </w:r>
     </w:p>
     <w:p>
       <w:pPr>
-        <w:numPr>
-          <w:ilvl w:val="0"/>
-          <w:numId w:val="87"/>
-        </w:numPr>
+        <w:spacing w:after="40" w:line="240" w:lineRule="auto"/>
       </w:pPr>
       <w:r>
-        <w:t xml:space="preserve">Email contacto </w:t>
-      </w:r>
-    </w:p>
-    <w:p>
-      <w:r>
+        <w:rPr>
+          <w:rFonts w:ascii="Aptos" w:eastAsia="Aptos" w:hAnsi="Aptos"/>
+        </w:rPr>
         <w:t>Una vez creado:</w:t>
       </w:r>
     </w:p>
     <w:p>
       <w:pPr>
-        <w:numPr>
-          <w:ilvl w:val="0"/>
-          <w:numId w:val="88"/>
-        </w:numPr>
+        <w:spacing w:after="40"/>
+        <w:ind w:left="397" w:hanging="227"/>
       </w:pPr>
       <w:r>
-        <w:t xml:space="preserve">publícalo, </w:t>
+        <w:rPr>
+          <w:rFonts w:ascii="Aptos" w:eastAsia="Aptos" w:hAnsi="Aptos"/>
+          <w:color w:val="282828"/>
+          <w:sz w:val="21"/>
+        </w:rPr>
+        <w:t>1. Publícalo.</w:t>
       </w:r>
     </w:p>
     <w:p>
       <w:pPr>
-        <w:numPr>
-          <w:ilvl w:val="0"/>
-          <w:numId w:val="88"/>
-        </w:numPr>
+        <w:spacing w:after="40"/>
+        <w:ind w:left="397" w:hanging="227"/>
       </w:pPr>
       <w:r>
-        <w:t xml:space="preserve">ábrelo en otra pestaña o navegador, </w:t>
+        <w:rPr>
+          <w:rFonts w:ascii="Aptos" w:eastAsia="Aptos" w:hAnsi="Aptos"/>
+          <w:color w:val="282828"/>
+          <w:sz w:val="21"/>
+        </w:rPr>
+        <w:t>2. Ábrelo en otra pestaña o navegador.</w:t>
       </w:r>
     </w:p>
     <w:p>
       <w:pPr>
-        <w:numPr>
-          <w:ilvl w:val="0"/>
-          <w:numId w:val="88"/>
-        </w:numPr>
+        <w:spacing w:after="40"/>
+        <w:ind w:left="397" w:hanging="227"/>
       </w:pPr>
       <w:r>
-        <w:t xml:space="preserve">y envía una nueva incidencia de prueba. </w:t>
+        <w:rPr>
+          <w:rFonts w:ascii="Aptos" w:eastAsia="Aptos" w:hAnsi="Aptos"/>
+          <w:color w:val="282828"/>
+          <w:sz w:val="21"/>
+        </w:rPr>
+        <w:t>3. Envía una nueva incidencia de prueba.</w:t>
       </w:r>
     </w:p>
     <w:p>
       <w:pPr>
-        <w:rPr>
-          <w:b/>
-          <w:bCs/>
-        </w:rPr>
+        <w:spacing w:after="160" w:line="240" w:lineRule="auto"/>
       </w:pPr>
       <w:r>
         <w:rPr>
-          <w:b/>
-          <w:bCs/>
+          <w:rFonts w:ascii="Aptos" w:eastAsia="Aptos" w:hAnsi="Aptos"/>
         </w:rPr>
-        <w:t>Comprobación</w:t>
+        <w:t>Comprobación: verifica que la nueva incidencia aparece automáticamente en la tabla.</w:t>
       </w:r>
     </w:p>
     <w:p>
-      <w:r>
-        <w:t>Verifica que la nueva incidencia aparece automáticamente en la tabla.</w:t>
-      </w:r>
-    </w:p>
-    <w:p>
-      <w:r>
-        <w:pict w14:anchorId="5EE8ED58">
-          <v:rect id="_x0000_i1204" style="width:0;height:1.5pt" o:hralign="center" o:hrstd="t" o:hr="t" fillcolor="#a0a0a0" stroked="f"/>
-        </w:pict>
-      </w:r>
-    </w:p>
-    <w:p>
-      <w:pPr>
-        <w:rPr>
-          <w:b/>
-          <w:bCs/>
-        </w:rPr>
+      <w:pPr>
+        <w:spacing w:before="200" w:after="80"/>
       </w:pPr>
       <w:r>
         <w:rPr>
+          <w:rFonts w:ascii="Aptos" w:eastAsia="Aptos" w:hAnsi="Aptos"/>
           <w:b/>
-          <w:bCs/>
+          <w:color w:val="1F4E79"/>
+          <w:sz w:val="28"/>
         </w:rPr>
         <w:t>Parte 6. Automatización básica</w:t>
       </w:r>
     </w:p>
     <w:p>
       <w:pPr>
-        <w:rPr>
-          <w:b/>
-          <w:bCs/>
-        </w:rPr>
+        <w:spacing w:before="120" w:after="80"/>
       </w:pPr>
       <w:r>
         <w:rPr>
+          <w:rFonts w:ascii="Aptos" w:eastAsia="Aptos" w:hAnsi="Aptos"/>
           <w:b/>
-          <w:bCs/>
+          <w:color w:val="282828"/>
+          <w:sz w:val="23"/>
         </w:rPr>
         <w:t>Paso 6. Crear una automatización</w:t>
       </w:r>
     </w:p>
     <w:p>
+      <w:pPr>
+        <w:spacing w:after="80" w:line="240" w:lineRule="auto"/>
+      </w:pPr>
       <w:r>
-        <w:t>Vas a configurar una automatización sencilla.</w:t>
+        <w:rPr>
+          <w:rFonts w:ascii="Aptos" w:eastAsia="Aptos" w:hAnsi="Aptos"/>
+        </w:rPr>
+        <w:t>Objetivo: cuando se cree una nueva incidencia con prioridad Alta, el campo Estado debe cambiar automáticamente a En revisión.</w:t>
       </w:r>
     </w:p>
     <w:p>
       <w:pPr>
-        <w:rPr>
-          <w:b/>
-          <w:bCs/>
-        </w:rPr>
+        <w:spacing w:after="40" w:line="240" w:lineRule="auto"/>
       </w:pPr>
       <w:r>
         <w:rPr>
-          <w:b/>
-          <w:bCs/>
+          <w:rFonts w:ascii="Aptos" w:eastAsia="Aptos" w:hAnsi="Aptos"/>
         </w:rPr>
-        <w:t>Objetivo</w:t>
+        <w:t>Sigue estos pasos:</w:t>
       </w:r>
     </w:p>
     <w:p>
-      <w:r>
-        <w:t xml:space="preserve">Cuando se cree una nueva incidencia con prioridad </w:t>
-      </w:r>
+      <w:pPr>
+        <w:spacing w:after="40"/>
+        <w:ind w:left="397" w:hanging="227"/>
+      </w:pPr>
       <w:r>
         <w:rPr>
-          <w:b/>
-          <w:bCs/>
+          <w:rFonts w:ascii="Aptos" w:eastAsia="Aptos" w:hAnsi="Aptos"/>
+          <w:color w:val="282828"/>
+          <w:sz w:val="21"/>
         </w:rPr>
-        <w:t>Alta</w:t>
-      </w:r>
-      <w:r>
-        <w:t xml:space="preserve">, el campo </w:t>
-      </w:r>
-      <w:r>
-        <w:rPr>
-          <w:b/>
-          <w:bCs/>
-        </w:rPr>
-        <w:t>Estado</w:t>
-      </w:r>
-      <w:r>
-        <w:t xml:space="preserve"> debe cambiar automáticamente a:</w:t>
+        <w:t>1. Abre el apartado de Automations.</w:t>
       </w:r>
     </w:p>
     <w:p>
+      <w:pPr>
+        <w:spacing w:after="40"/>
+        <w:ind w:left="397" w:hanging="227"/>
+      </w:pPr>
       <w:r>
         <w:rPr>
-          <w:b/>
-          <w:bCs/>
+          <w:rFonts w:ascii="Aptos" w:eastAsia="Aptos" w:hAnsi="Aptos"/>
+          <w:color w:val="282828"/>
+          <w:sz w:val="21"/>
         </w:rPr>
-        <w:t>En revisión</w:t>
+        <w:t>2. Crea una automatización nueva.</w:t>
       </w:r>
     </w:p>
     <w:p>
       <w:pPr>
-        <w:rPr>
-          <w:b/>
-          <w:bCs/>
-        </w:rPr>
+        <w:spacing w:after="40"/>
+        <w:ind w:left="397" w:hanging="227"/>
       </w:pPr>
       <w:r>
         <w:rPr>
-          <w:b/>
-          <w:bCs/>
+          <w:rFonts w:ascii="Aptos" w:eastAsia="Aptos" w:hAnsi="Aptos"/>
+          <w:color w:val="282828"/>
+          <w:sz w:val="21"/>
         </w:rPr>
-        <w:t>Pasos</w:t>
+        <w:t>3. Selecciona como disparador la creación de un nuevo registro.</w:t>
       </w:r>
     </w:p>
     <w:p>
       <w:pPr>
-        <w:numPr>
-          <w:ilvl w:val="0"/>
-          <w:numId w:val="89"/>
-        </w:numPr>
-      </w:pPr>
-      <w:r>
-        <w:t xml:space="preserve">Abre el apartado de </w:t>
-      </w:r>
-      <w:proofErr w:type="spellStart"/>
+        <w:spacing w:after="40"/>
+        <w:ind w:left="397" w:hanging="227"/>
+      </w:pPr>
       <w:r>
         <w:rPr>
-          <w:b/>
-          <w:bCs/>
+          <w:rFonts w:ascii="Aptos" w:eastAsia="Aptos" w:hAnsi="Aptos"/>
+          <w:color w:val="282828"/>
+          <w:sz w:val="21"/>
         </w:rPr>
-        <w:t>Automations</w:t>
-      </w:r>
-      <w:proofErr w:type="spellEnd"/>
-      <w:r>
-        <w:t xml:space="preserve">. </w:t>
+        <w:t>4. Añade una condición: Prioridad = Alta.</w:t>
       </w:r>
     </w:p>
     <w:p>
       <w:pPr>
-        <w:numPr>
-          <w:ilvl w:val="0"/>
-          <w:numId w:val="89"/>
-        </w:numPr>
+        <w:spacing w:after="40"/>
+        <w:ind w:left="397" w:hanging="227"/>
       </w:pPr>
       <w:r>
-        <w:t xml:space="preserve">Crea una automatización nueva. </w:t>
+        <w:rPr>
+          <w:rFonts w:ascii="Aptos" w:eastAsia="Aptos" w:hAnsi="Aptos"/>
+          <w:color w:val="282828"/>
+          <w:sz w:val="21"/>
+        </w:rPr>
+        <w:t>5. Configura una acción de actualización del registro para cambiar el campo Estado a En revisión.</w:t>
       </w:r>
     </w:p>
     <w:p>
       <w:pPr>
-        <w:numPr>
-          <w:ilvl w:val="0"/>
-          <w:numId w:val="89"/>
-        </w:numPr>
+        <w:spacing w:after="160" w:line="240" w:lineRule="auto"/>
       </w:pPr>
       <w:r>
-        <w:t xml:space="preserve">Selecciona como disparador la creación de un nuevo registro. </w:t>
+        <w:rPr>
+          <w:rFonts w:ascii="Aptos" w:eastAsia="Aptos" w:hAnsi="Aptos"/>
+        </w:rPr>
+        <w:t>Comprobación: envía una incidencia nueva desde el formulario con prioridad alta y comprueba que el estado cambia automáticamente.</w:t>
       </w:r>
     </w:p>
     <w:p>
       <w:pPr>
-        <w:numPr>
-          <w:ilvl w:val="0"/>
-          <w:numId w:val="89"/>
-        </w:numPr>
+        <w:rPr>
+          <w:rFonts w:ascii="Aptos" w:eastAsia="Aptos" w:hAnsi="Aptos"/>
+          <w:b/>
+          <w:color w:val="1F4E79"/>
+          <w:sz w:val="28"/>
+        </w:rPr>
       </w:pPr>
       <w:r>
-        <w:t xml:space="preserve">Añade una condición: </w:t>
+        <w:rPr>
+          <w:rFonts w:ascii="Aptos" w:eastAsia="Aptos" w:hAnsi="Aptos"/>
+          <w:b/>
+          <w:color w:val="1F4E79"/>
+          <w:sz w:val="28"/>
+        </w:rPr>
+        <w:br w:type="page"/>
       </w:r>
     </w:p>
     <w:p>
       <w:pPr>
-        <w:numPr>
-          <w:ilvl w:val="1"/>
-          <w:numId w:val="89"/>
-        </w:numPr>
+        <w:spacing w:before="200" w:after="80"/>
       </w:pPr>
       <w:r>
         <w:rPr>
+          <w:rFonts w:ascii="Aptos" w:eastAsia="Aptos" w:hAnsi="Aptos"/>
           <w:b/>
-          <w:bCs/>
+          <w:color w:val="1F4E79"/>
+          <w:sz w:val="28"/>
         </w:rPr>
-        <w:t>Prioridad = Alta</w:t>
-      </w:r>
-      <w:r>
-        <w:t xml:space="preserve"> </w:t>
-      </w:r>
-    </w:p>
-    <w:p>
-      <w:pPr>
-        <w:numPr>
-          <w:ilvl w:val="0"/>
-          <w:numId w:val="89"/>
-        </w:numPr>
-      </w:pPr>
-      <w:r>
-        <w:t xml:space="preserve">Configura una acción de actualización del registro: </w:t>
-      </w:r>
-    </w:p>
-    <w:p>
-      <w:pPr>
-        <w:numPr>
-          <w:ilvl w:val="1"/>
-          <w:numId w:val="89"/>
-        </w:numPr>
-      </w:pPr>
-      <w:r>
         <w:lastRenderedPageBreak/>
-        <w:t xml:space="preserve">cambiar el campo </w:t>
-      </w:r>
-      <w:r>
-        <w:rPr>
-          <w:b/>
-          <w:bCs/>
-        </w:rPr>
-        <w:t>Estado</w:t>
-      </w:r>
-      <w:r>
-        <w:t xml:space="preserve"> a </w:t>
-      </w:r>
-      <w:r>
-        <w:rPr>
-          <w:b/>
-          <w:bCs/>
-        </w:rPr>
-        <w:t>En revisión</w:t>
-      </w:r>
-      <w:r>
-        <w:t xml:space="preserve"> </w:t>
-      </w:r>
-    </w:p>
-    <w:p>
-      <w:pPr>
-        <w:rPr>
-          <w:b/>
-          <w:bCs/>
-        </w:rPr>
-      </w:pPr>
-      <w:r>
-        <w:rPr>
-          <w:b/>
-          <w:bCs/>
-        </w:rPr>
-        <w:t>Comprobación</w:t>
-      </w:r>
-    </w:p>
-    <w:p>
-      <w:r>
-        <w:t>Envía una incidencia nueva desde el formulario con prioridad alta y comprueba que el estado cambia automáticamente.</w:t>
-      </w:r>
-    </w:p>
-    <w:p>
-      <w:r>
-        <w:pict w14:anchorId="28E63DB5">
-          <v:rect id="_x0000_i1205" style="width:0;height:1.5pt" o:hralign="center" o:hrstd="t" o:hr="t" fillcolor="#a0a0a0" stroked="f"/>
-        </w:pict>
-      </w:r>
-    </w:p>
-    <w:p>
-      <w:pPr>
-        <w:rPr>
-          <w:b/>
-          <w:bCs/>
-        </w:rPr>
-      </w:pPr>
-      <w:r>
-        <w:rPr>
-          <w:b/>
-          <w:bCs/>
-        </w:rPr>
         <w:t>Parte 7. Ampliación de la práctica</w:t>
       </w:r>
     </w:p>
     <w:p>
       <w:pPr>
-        <w:rPr>
-          <w:b/>
-          <w:bCs/>
-        </w:rPr>
+        <w:spacing w:before="120" w:after="80"/>
       </w:pPr>
       <w:r>
         <w:rPr>
+          <w:rFonts w:ascii="Aptos" w:eastAsia="Aptos" w:hAnsi="Aptos"/>
           <w:b/>
-          <w:bCs/>
+          <w:color w:val="282828"/>
+          <w:sz w:val="23"/>
         </w:rPr>
         <w:t>Paso 7. Asignación automática de técnico</w:t>
       </w:r>
     </w:p>
     <w:p>
-      <w:r>
-        <w:t xml:space="preserve">Modifica la automatización o crea otra nueva para completar el campo </w:t>
-      </w:r>
+      <w:pPr>
+        <w:spacing w:after="80" w:line="240" w:lineRule="auto"/>
+      </w:pPr>
       <w:r>
         <w:rPr>
-          <w:b/>
-          <w:bCs/>
+          <w:rFonts w:ascii="Aptos" w:eastAsia="Aptos" w:hAnsi="Aptos"/>
         </w:rPr>
-        <w:t>Técnico asignado</w:t>
-      </w:r>
-      <w:r>
-        <w:t xml:space="preserve"> según el tipo de equipo.</w:t>
+        <w:t>Modifica la automatización o crea otra nueva para completar el campo Técnico asignado según el tipo de equipo.</w:t>
       </w:r>
     </w:p>
     <w:p>
+      <w:pPr>
+        <w:spacing w:after="40" w:line="240" w:lineRule="auto"/>
+      </w:pPr>
       <w:r>
-        <w:t>Usa esta lógica:</w:t>
+        <w:rPr>
+          <w:rFonts w:ascii="Aptos" w:eastAsia="Aptos" w:hAnsi="Aptos"/>
+        </w:rPr>
+        <w:t>Utiliza esta lógica:</w:t>
       </w:r>
     </w:p>
     <w:p>
       <w:pPr>
-        <w:numPr>
-          <w:ilvl w:val="0"/>
-          <w:numId w:val="90"/>
-        </w:numPr>
-      </w:pPr>
-      <w:r>
-        <w:t xml:space="preserve">Si </w:t>
-      </w:r>
+        <w:pStyle w:val="Listaconvietas"/>
+        <w:spacing w:after="40"/>
+        <w:ind w:left="170"/>
+        <w:rPr>
+          <w:lang w:val="es-ES"/>
+        </w:rPr>
+      </w:pPr>
       <w:r>
         <w:rPr>
-          <w:b/>
-          <w:bCs/>
+          <w:rFonts w:ascii="Aptos" w:eastAsia="Aptos" w:hAnsi="Aptos"/>
+          <w:color w:val="282828"/>
+          <w:sz w:val="21"/>
+          <w:lang w:val="es-ES"/>
         </w:rPr>
-        <w:t>Equipo = Red</w:t>
-      </w:r>
-      <w:r>
-        <w:t xml:space="preserve">, asignar </w:t>
-      </w:r>
-      <w:r>
-        <w:rPr>
-          <w:b/>
-          <w:bCs/>
-        </w:rPr>
-        <w:t>Carlos</w:t>
-      </w:r>
-      <w:r>
-        <w:t xml:space="preserve"> </w:t>
+        <w:t>Si Equipo = Red, asignar Carlos.</w:t>
       </w:r>
     </w:p>
     <w:p>
       <w:pPr>
-        <w:numPr>
-          <w:ilvl w:val="0"/>
-          <w:numId w:val="90"/>
-        </w:numPr>
-      </w:pPr>
-      <w:r>
-        <w:t xml:space="preserve">Si </w:t>
-      </w:r>
+        <w:pStyle w:val="Listaconvietas"/>
+        <w:spacing w:after="40"/>
+        <w:ind w:left="170"/>
+        <w:rPr>
+          <w:lang w:val="es-ES"/>
+        </w:rPr>
+      </w:pPr>
       <w:r>
         <w:rPr>
-          <w:b/>
-          <w:bCs/>
+          <w:rFonts w:ascii="Aptos" w:eastAsia="Aptos" w:hAnsi="Aptos"/>
+          <w:color w:val="282828"/>
+          <w:sz w:val="21"/>
+          <w:lang w:val="es-ES"/>
         </w:rPr>
-        <w:t>Equipo = Proyector</w:t>
-      </w:r>
-      <w:r>
-        <w:t xml:space="preserve">, asignar </w:t>
-      </w:r>
-      <w:r>
-        <w:rPr>
-          <w:b/>
-          <w:bCs/>
-        </w:rPr>
-        <w:t>Lucía</w:t>
-      </w:r>
-      <w:r>
-        <w:t xml:space="preserve"> </w:t>
+        <w:t>Si Equipo = Proyector, asignar Lucía.</w:t>
       </w:r>
     </w:p>
     <w:p>
       <w:pPr>
-        <w:numPr>
-          <w:ilvl w:val="0"/>
-          <w:numId w:val="90"/>
-        </w:numPr>
-      </w:pPr>
-      <w:r>
-        <w:t xml:space="preserve">Si </w:t>
-      </w:r>
+        <w:pStyle w:val="Listaconvietas"/>
+        <w:spacing w:after="40"/>
+        <w:ind w:left="170"/>
+        <w:rPr>
+          <w:lang w:val="es-ES"/>
+        </w:rPr>
+      </w:pPr>
       <w:r>
         <w:rPr>
-          <w:b/>
-          <w:bCs/>
+          <w:rFonts w:ascii="Aptos" w:eastAsia="Aptos" w:hAnsi="Aptos"/>
+          <w:color w:val="282828"/>
+          <w:sz w:val="21"/>
+          <w:lang w:val="es-ES"/>
         </w:rPr>
-        <w:t>Equipo = PC</w:t>
-      </w:r>
-      <w:r>
-        <w:t xml:space="preserve">, asignar </w:t>
-      </w:r>
-      <w:r>
-        <w:rPr>
-          <w:b/>
-          <w:bCs/>
-        </w:rPr>
-        <w:t>David</w:t>
-      </w:r>
-      <w:r>
-        <w:t xml:space="preserve"> </w:t>
+        <w:t>Si Equipo = PC, asignar David.</w:t>
       </w:r>
     </w:p>
     <w:p>
       <w:pPr>
-        <w:rPr>
-          <w:b/>
-          <w:bCs/>
-        </w:rPr>
+        <w:spacing w:after="160" w:line="240" w:lineRule="auto"/>
       </w:pPr>
       <w:r>
         <w:rPr>
-          <w:b/>
-          <w:bCs/>
+          <w:rFonts w:ascii="Aptos" w:eastAsia="Aptos" w:hAnsi="Aptos"/>
         </w:rPr>
-        <w:t>Objetivo</w:t>
+        <w:t>Objetivo: automatizar una decisión sencilla en función del tipo de incidencia.</w:t>
       </w:r>
     </w:p>
     <w:p>
-      <w:r>
-        <w:t>Automatizar una decisión sencilla en función del tipo de incidencia.</w:t>
-      </w:r>
+      <w:pPr>
+        <w:rPr>
+          <w:rFonts w:ascii="Aptos" w:eastAsia="Aptos" w:hAnsi="Aptos"/>
+          <w:b/>
+          <w:color w:val="1F4E79"/>
+          <w:sz w:val="28"/>
+        </w:rPr>
+      </w:pPr>
     </w:p>
     <w:p>
-      <w:r>
-        <w:pict w14:anchorId="23DA2272">
-          <v:rect id="_x0000_i1206" style="width:0;height:1.5pt" o:hralign="center" o:hrstd="t" o:hr="t" fillcolor="#a0a0a0" stroked="f"/>
-        </w:pict>
-      </w:r>
-    </w:p>
-    <w:p>
       <w:pPr>
         <w:rPr>
+          <w:rFonts w:ascii="Aptos" w:eastAsia="Aptos" w:hAnsi="Aptos"/>
           <w:b/>
-          <w:bCs/>
+          <w:color w:val="1F4E79"/>
+          <w:sz w:val="28"/>
         </w:rPr>
       </w:pPr>
       <w:r>
         <w:rPr>
+          <w:rFonts w:ascii="Aptos" w:eastAsia="Aptos" w:hAnsi="Aptos"/>
           <w:b/>
-          <w:bCs/>
+          <w:color w:val="1F4E79"/>
+          <w:sz w:val="28"/>
         </w:rPr>
         <w:t>Parte 8. Actividad opcional de integración con servidor web</w:t>
       </w:r>
     </w:p>
     <w:p>
       <w:pPr>
-        <w:rPr>
-          <w:b/>
-          <w:bCs/>
-        </w:rPr>
+        <w:spacing w:before="120" w:after="80"/>
       </w:pPr>
       <w:r>
         <w:rPr>
+          <w:rFonts w:ascii="Aptos" w:eastAsia="Aptos" w:hAnsi="Aptos"/>
           <w:b/>
-          <w:bCs/>
+          <w:color w:val="282828"/>
+          <w:sz w:val="23"/>
         </w:rPr>
         <w:t>Paso 8. Enviar datos a un servidor externo</w:t>
       </w:r>
     </w:p>
     <w:p>
+      <w:pPr>
+        <w:spacing w:after="80" w:line="240" w:lineRule="auto"/>
+      </w:pPr>
       <w:r>
-        <w:t xml:space="preserve">Si dispones de acceso a un servidor web, puedes ampliar la práctica conectando </w:t>
-      </w:r>
-      <w:proofErr w:type="spellStart"/>
-      <w:r>
-        <w:t>Airtable</w:t>
-      </w:r>
-      <w:proofErr w:type="spellEnd"/>
-      <w:r>
-        <w:t xml:space="preserve"> con un sistema externo.</w:t>
+        <w:rPr>
+          <w:rFonts w:ascii="Aptos" w:eastAsia="Aptos" w:hAnsi="Aptos"/>
+        </w:rPr>
+        <w:t>Si dispones de acceso a un servidor web, puedes ampliar la práctica conectando Airtable con un sistema externo.</w:t>
       </w:r>
     </w:p>
     <w:p>
       <w:pPr>
-        <w:rPr>
-          <w:b/>
-          <w:bCs/>
-        </w:rPr>
+        <w:spacing w:after="80" w:line="240" w:lineRule="auto"/>
       </w:pPr>
       <w:r>
         <w:rPr>
+          <w:rFonts w:ascii="Aptos" w:eastAsia="Aptos" w:hAnsi="Aptos"/>
+        </w:rPr>
+        <w:t>Objetivo: enviar los datos de una incidencia a un servidor propio mediante una petición HTTP en formato JSON.</w:t>
+      </w:r>
+    </w:p>
+    <w:tbl>
+      <w:tblPr>
+        <w:tblW w:w="0" w:type="auto"/>
+        <w:jc w:val="center"/>
+        <w:tblLook w:val="04A0" w:firstRow="1" w:lastRow="0" w:firstColumn="1" w:lastColumn="0" w:noHBand="0" w:noVBand="1"/>
+      </w:tblPr>
+      <w:tblGrid>
+        <w:gridCol w:w="8504"/>
+      </w:tblGrid>
+      <w:tr>
+        <w:trPr>
+          <w:jc w:val="center"/>
+        </w:trPr>
+        <w:tc>
+          <w:tcPr>
+            <w:tcW w:w="9412" w:type="dxa"/>
+            <w:shd w:val="clear" w:color="auto" w:fill="F3F3F3"/>
+            <w:tcMar>
+              <w:top w:w="120" w:type="dxa"/>
+              <w:left w:w="120" w:type="dxa"/>
+              <w:bottom w:w="120" w:type="dxa"/>
+              <w:right w:w="120" w:type="dxa"/>
+            </w:tcMar>
+          </w:tcPr>
+          <w:p>
+            <w:pPr>
+              <w:spacing w:after="0"/>
+              <w:rPr>
+                <w:lang w:val="en-US"/>
+              </w:rPr>
+            </w:pPr>
+            <w:r>
+              <w:rPr>
+                <w:rFonts w:ascii="Courier New" w:eastAsia="Courier New" w:hAnsi="Courier New"/>
+                <w:color w:val="282828"/>
+                <w:sz w:val="18"/>
+                <w:lang w:val="en-US"/>
+              </w:rPr>
+              <w:t>&lt;?php</w:t>
+            </w:r>
+          </w:p>
+          <w:p>
+            <w:pPr>
+              <w:spacing w:after="0"/>
+              <w:rPr>
+                <w:lang w:val="en-US"/>
+              </w:rPr>
+            </w:pPr>
+            <w:r>
+              <w:rPr>
+                <w:rFonts w:ascii="Courier New" w:eastAsia="Courier New" w:hAnsi="Courier New"/>
+                <w:color w:val="282828"/>
+                <w:sz w:val="18"/>
+                <w:lang w:val="en-US"/>
+              </w:rPr>
+              <w:t>date_default_timezone_set('Europe/Madrid');</w:t>
+            </w:r>
+          </w:p>
+          <w:p>
+            <w:pPr>
+              <w:spacing w:after="0"/>
+              <w:rPr>
+                <w:lang w:val="en-US"/>
+              </w:rPr>
+            </w:pPr>
+            <w:r>
+              <w:rPr>
+                <w:rFonts w:ascii="Courier New" w:eastAsia="Courier New" w:hAnsi="Courier New"/>
+                <w:color w:val="282828"/>
+                <w:sz w:val="18"/>
+                <w:lang w:val="en-US"/>
+              </w:rPr>
+              <w:t>$input = file_get_contents("php://input");</w:t>
+            </w:r>
+          </w:p>
+          <w:p>
+            <w:pPr>
+              <w:spacing w:after="0"/>
+              <w:rPr>
+                <w:lang w:val="en-US"/>
+              </w:rPr>
+            </w:pPr>
+            <w:r>
+              <w:rPr>
+                <w:rFonts w:ascii="Courier New" w:eastAsia="Courier New" w:hAnsi="Courier New"/>
+                <w:color w:val="282828"/>
+                <w:sz w:val="18"/>
+                <w:lang w:val="en-US"/>
+              </w:rPr>
+              <w:t>file_put_contents("incidencias_log.txt", date("Y-m-d H:i:s") . " | " . $input . PHP_EOL, FILE_APPEND);</w:t>
+            </w:r>
+          </w:p>
+          <w:p>
+            <w:pPr>
+              <w:spacing w:after="0"/>
+              <w:rPr>
+                <w:lang w:val="en-US"/>
+              </w:rPr>
+            </w:pPr>
+            <w:r>
+              <w:rPr>
+                <w:rFonts w:ascii="Courier New" w:eastAsia="Courier New" w:hAnsi="Courier New"/>
+                <w:color w:val="282828"/>
+                <w:sz w:val="18"/>
+                <w:lang w:val="en-US"/>
+              </w:rPr>
+              <w:t>header('Content-Type: application/json');</w:t>
+            </w:r>
+          </w:p>
+          <w:p>
+            <w:pPr>
+              <w:spacing w:after="0"/>
+            </w:pPr>
+            <w:r>
+              <w:rPr>
+                <w:rFonts w:ascii="Courier New" w:eastAsia="Courier New" w:hAnsi="Courier New"/>
+                <w:color w:val="282828"/>
+                <w:sz w:val="18"/>
+              </w:rPr>
+              <w:t>echo json_encode([</w:t>
+            </w:r>
+          </w:p>
+          <w:p>
+            <w:pPr>
+              <w:spacing w:after="0"/>
+            </w:pPr>
+            <w:r>
+              <w:rPr>
+                <w:rFonts w:ascii="Courier New" w:eastAsia="Courier New" w:hAnsi="Courier New"/>
+                <w:color w:val="282828"/>
+                <w:sz w:val="18"/>
+              </w:rPr>
+              <w:t xml:space="preserve">    "status" =&gt; "ok",</w:t>
+            </w:r>
+          </w:p>
+          <w:p>
+            <w:pPr>
+              <w:spacing w:after="0"/>
+            </w:pPr>
+            <w:r>
+              <w:rPr>
+                <w:rFonts w:ascii="Courier New" w:eastAsia="Courier New" w:hAnsi="Courier New"/>
+                <w:color w:val="282828"/>
+                <w:sz w:val="18"/>
+              </w:rPr>
+              <w:t xml:space="preserve">    "mensaje" =&gt; "Incidencia recibida correctamente"</w:t>
+            </w:r>
+          </w:p>
+          <w:p>
+            <w:pPr>
+              <w:spacing w:after="0"/>
+            </w:pPr>
+            <w:r>
+              <w:rPr>
+                <w:rFonts w:ascii="Courier New" w:eastAsia="Courier New" w:hAnsi="Courier New"/>
+                <w:color w:val="282828"/>
+                <w:sz w:val="18"/>
+              </w:rPr>
+              <w:t>]);</w:t>
+            </w:r>
+          </w:p>
+          <w:p>
+            <w:pPr>
+              <w:spacing w:after="0"/>
+            </w:pPr>
+            <w:r>
+              <w:rPr>
+                <w:rFonts w:ascii="Courier New" w:eastAsia="Courier New" w:hAnsi="Courier New"/>
+                <w:color w:val="282828"/>
+                <w:sz w:val="18"/>
+              </w:rPr>
+              <w:t>?&gt;</w:t>
+            </w:r>
+          </w:p>
+        </w:tc>
+      </w:tr>
+    </w:tbl>
+    <w:p>
+      <w:pPr>
+        <w:spacing w:after="80" w:line="240" w:lineRule="auto"/>
+        <w:rPr>
+          <w:rFonts w:ascii="Aptos" w:eastAsia="Aptos" w:hAnsi="Aptos"/>
           <w:b/>
-          <w:bCs/>
+          <w:color w:val="282828"/>
         </w:rPr>
-        <w:t>Objetivo</w:t>
+      </w:pPr>
+    </w:p>
+    <w:p>
+      <w:pPr>
+        <w:spacing w:after="80" w:line="240" w:lineRule="auto"/>
+      </w:pPr>
+      <w:r>
+        <w:rPr>
+          <w:rFonts w:ascii="Aptos" w:eastAsia="Aptos" w:hAnsi="Aptos"/>
+          <w:b/>
+          <w:color w:val="282828"/>
+        </w:rPr>
+        <w:t>Qué hace este archivo:</w:t>
       </w:r>
     </w:p>
     <w:p>
+      <w:pPr>
+        <w:pStyle w:val="Listaconvietas"/>
+        <w:spacing w:after="40"/>
+        <w:ind w:left="170"/>
+      </w:pPr>
       <w:r>
-        <w:t>Enviar los datos de una incidencia a un servidor propio mediante una petición HTTP en formato JSON.</w:t>
+        <w:rPr>
+          <w:rFonts w:ascii="Aptos" w:eastAsia="Aptos" w:hAnsi="Aptos"/>
+          <w:color w:val="282828"/>
+          <w:sz w:val="21"/>
+        </w:rPr>
+        <w:t>recibe los datos enviados,</w:t>
       </w:r>
     </w:p>
     <w:p>
       <w:pPr>
+        <w:pStyle w:val="Listaconvietas"/>
+        <w:spacing w:after="40"/>
+        <w:ind w:left="170"/>
         <w:rPr>
-          <w:b/>
-          <w:bCs/>
+          <w:lang w:val="es-ES"/>
         </w:rPr>
       </w:pPr>
       <w:r>
         <w:rPr>
-          <w:b/>
-          <w:bCs/>
+          <w:rFonts w:ascii="Aptos" w:eastAsia="Aptos" w:hAnsi="Aptos"/>
+          <w:color w:val="282828"/>
+          <w:sz w:val="21"/>
+          <w:lang w:val="es-ES"/>
         </w:rPr>
-        <w:t>Archivo de ejemplo para el servidor (</w:t>
-      </w:r>
-      <w:proofErr w:type="spellStart"/>
-      <w:r>
-        <w:rPr>
-          <w:b/>
-          <w:bCs/>
-        </w:rPr>
-        <w:t>webhook.php</w:t>
-      </w:r>
-      <w:proofErr w:type="spellEnd"/>
-      <w:r>
-        <w:rPr>
-          <w:b/>
-          <w:bCs/>
-        </w:rPr>
-        <w:t>)</w:t>
+        <w:t>los guarda en un fichero de texto,</w:t>
       </w:r>
     </w:p>
     <w:p>
       <w:pPr>
+        <w:pStyle w:val="Listaconvietas"/>
+        <w:spacing w:after="40"/>
+        <w:ind w:left="170"/>
         <w:rPr>
-          <w:lang w:val="en-US"/>
+          <w:lang w:val="es-ES"/>
         </w:rPr>
       </w:pPr>
       <w:r>
         <w:rPr>
-          <w:lang w:val="en-US"/>
+          <w:rFonts w:ascii="Aptos" w:eastAsia="Aptos" w:hAnsi="Aptos"/>
+          <w:color w:val="282828"/>
+          <w:sz w:val="21"/>
+          <w:lang w:val="es-ES"/>
         </w:rPr>
-        <w:t>&lt;?php</w:t>
+        <w:t>y devuelve una respuesta en formato JSON.</w:t>
+      </w:r>
+    </w:p>
+    <w:p>
+      <w:pPr>
+        <w:spacing w:after="160" w:line="240" w:lineRule="auto"/>
+      </w:pPr>
+      <w:r>
+        <w:rPr>
+          <w:rFonts w:ascii="Aptos" w:eastAsia="Aptos" w:hAnsi="Aptos"/>
+        </w:rPr>
+        <w:t>Resultado esperado: cada vez que se envíe una incidencia, el servidor registrará la información recibida.</w:t>
+      </w:r>
+    </w:p>
+    <w:p>
+      <w:pPr>
+        <w:spacing w:before="200" w:after="80"/>
+        <w:rPr>
+          <w:rFonts w:ascii="Aptos" w:eastAsia="Aptos" w:hAnsi="Aptos"/>
+          <w:b/>
+          <w:color w:val="1F4E79"/>
+          <w:sz w:val="28"/>
+        </w:rPr>
+      </w:pPr>
+    </w:p>
+    <w:p>
+      <w:pPr>
+        <w:spacing w:before="200" w:after="80"/>
+        <w:rPr>
+          <w:rFonts w:ascii="Aptos" w:eastAsia="Aptos" w:hAnsi="Aptos"/>
+          <w:b/>
+          <w:color w:val="1F4E79"/>
+          <w:sz w:val="28"/>
+        </w:rPr>
+      </w:pPr>
+    </w:p>
+    <w:p>
+      <w:pPr>
+        <w:spacing w:before="200" w:after="80"/>
+        <w:rPr>
+          <w:rFonts w:ascii="Aptos" w:eastAsia="Aptos" w:hAnsi="Aptos"/>
+          <w:b/>
+          <w:color w:val="1F4E79"/>
+          <w:sz w:val="28"/>
+        </w:rPr>
+      </w:pPr>
+    </w:p>
+    <w:p>
+      <w:pPr>
+        <w:spacing w:before="200" w:after="80"/>
+        <w:rPr>
+          <w:rFonts w:ascii="Aptos" w:eastAsia="Aptos" w:hAnsi="Aptos"/>
+          <w:b/>
+          <w:color w:val="1F4E79"/>
+          <w:sz w:val="28"/>
+        </w:rPr>
+      </w:pPr>
+    </w:p>
+    <w:p>
+      <w:pPr>
+        <w:spacing w:before="200" w:after="80"/>
+      </w:pPr>
+      <w:r>
+        <w:rPr>
+          <w:rFonts w:ascii="Aptos" w:eastAsia="Aptos" w:hAnsi="Aptos"/>
+          <w:b/>
+          <w:color w:val="1F4E79"/>
+          <w:sz w:val="28"/>
+        </w:rPr>
+        <w:lastRenderedPageBreak/>
+        <w:t>Entrega de la actividad</w:t>
       </w:r>
       <w:r>
         <w:rPr>
-          <w:lang w:val="en-US"/>
+          <w:rFonts w:ascii="Aptos" w:eastAsia="Aptos" w:hAnsi="Aptos"/>
+          <w:b/>
+          <w:color w:val="1F4E79"/>
+          <w:sz w:val="28"/>
         </w:rPr>
-        <w:br/>
-        <w:t>date_default_timezone_set('Europe/Madrid');</w:t>
-      </w:r>
-      <w:r>
-        <w:rPr>
-          <w:lang w:val="en-US"/>
-        </w:rPr>
-        <w:br/>
-      </w:r>
-      <w:r>
-        <w:rPr>
-          <w:lang w:val="en-US"/>
-        </w:rPr>
-        <w:br/>
-        <w:t>$input = file_get_contents("php://input");</w:t>
-      </w:r>
-      <w:r>
-        <w:rPr>
-          <w:lang w:val="en-US"/>
-        </w:rPr>
-        <w:br/>
-        <w:t>file_put_</w:t>
-      </w:r>
-      <w:proofErr w:type="gramStart"/>
-      <w:r>
-        <w:rPr>
-          <w:lang w:val="en-US"/>
-        </w:rPr>
-        <w:t>contents(</w:t>
-      </w:r>
-      <w:proofErr w:type="gramEnd"/>
-      <w:r>
-        <w:rPr>
-          <w:lang w:val="en-US"/>
-        </w:rPr>
-        <w:t>"incidencias_log.txt", date("Y-m-d H:i:s") . " | " . $input . PHP_EOL, FILE_APPEND);</w:t>
-      </w:r>
-      <w:r>
-        <w:rPr>
-          <w:lang w:val="en-US"/>
-        </w:rPr>
-        <w:br/>
-      </w:r>
-      <w:r>
-        <w:rPr>
-          <w:lang w:val="en-US"/>
-        </w:rPr>
-        <w:br/>
-        <w:t>header('Content-Type: application/json');</w:t>
-      </w:r>
-      <w:r>
-        <w:rPr>
-          <w:lang w:val="en-US"/>
-        </w:rPr>
-        <w:br/>
-      </w:r>
-      <w:r>
-        <w:rPr>
-          <w:lang w:val="en-US"/>
-        </w:rPr>
-        <w:lastRenderedPageBreak/>
-        <w:t>echo json_encode([</w:t>
-      </w:r>
-      <w:r>
-        <w:rPr>
-          <w:lang w:val="en-US"/>
-        </w:rPr>
-        <w:br/>
-        <w:t xml:space="preserve">    "status" =&gt; "ok",</w:t>
-      </w:r>
-      <w:r>
-        <w:rPr>
-          <w:lang w:val="en-US"/>
-        </w:rPr>
-        <w:br/>
-        <w:t xml:space="preserve">    "mensaje" =&gt; "Incidencia recibida correctamente"</w:t>
-      </w:r>
-      <w:r>
-        <w:rPr>
-          <w:lang w:val="en-US"/>
-        </w:rPr>
-        <w:br/>
-        <w:t>]);</w:t>
-      </w:r>
-      <w:r>
-        <w:rPr>
-          <w:lang w:val="en-US"/>
-        </w:rPr>
-        <w:br/>
-        <w:t>?&gt;</w:t>
+        <w:t xml:space="preserve"> (Opcional)</w:t>
       </w:r>
     </w:p>
     <w:p>
       <w:pPr>
-        <w:rPr>
-          <w:b/>
-          <w:bCs/>
-          <w:lang w:val="en-US"/>
-        </w:rPr>
+        <w:spacing w:after="40" w:line="240" w:lineRule="auto"/>
       </w:pPr>
       <w:r>
         <w:rPr>
-          <w:b/>
-          <w:bCs/>
-          <w:lang w:val="en-US"/>
+          <w:rFonts w:ascii="Aptos" w:eastAsia="Aptos" w:hAnsi="Aptos"/>
         </w:rPr>
-        <w:t>Qué hace este archivo</w:t>
+        <w:t>Debes entregar lo siguiente:</w:t>
       </w:r>
     </w:p>
     <w:p>
       <w:pPr>
-        <w:numPr>
-          <w:ilvl w:val="0"/>
-          <w:numId w:val="91"/>
-        </w:numPr>
+        <w:spacing w:after="40"/>
+        <w:ind w:left="397" w:hanging="227"/>
       </w:pPr>
       <w:r>
-        <w:t xml:space="preserve">recibe los datos enviados, </w:t>
+        <w:rPr>
+          <w:rFonts w:ascii="Aptos" w:eastAsia="Aptos" w:hAnsi="Aptos"/>
+          <w:color w:val="282828"/>
+          <w:sz w:val="21"/>
+        </w:rPr>
+        <w:t>1. Una captura de la base con la tabla Incidencias.</w:t>
       </w:r>
     </w:p>
     <w:p>
       <w:pPr>
-        <w:numPr>
-          <w:ilvl w:val="0"/>
-          <w:numId w:val="91"/>
-        </w:numPr>
-      </w:pPr>
-      <w:proofErr w:type="gramStart"/>
+        <w:spacing w:after="40"/>
+        <w:ind w:left="397" w:hanging="227"/>
+      </w:pPr>
       <w:r>
-        <w:t>los guarda</w:t>
-      </w:r>
-      <w:proofErr w:type="gramEnd"/>
-      <w:r>
-        <w:t xml:space="preserve"> en un fichero de texto, </w:t>
+        <w:rPr>
+          <w:rFonts w:ascii="Aptos" w:eastAsia="Aptos" w:hAnsi="Aptos"/>
+          <w:color w:val="282828"/>
+          <w:sz w:val="21"/>
+        </w:rPr>
+        <w:t>2. Una captura de la vista Pendientes.</w:t>
       </w:r>
     </w:p>
     <w:p>
       <w:pPr>
-        <w:numPr>
-          <w:ilvl w:val="0"/>
-          <w:numId w:val="91"/>
-        </w:numPr>
+        <w:spacing w:after="40"/>
+        <w:ind w:left="397" w:hanging="227"/>
       </w:pPr>
       <w:r>
-        <w:t xml:space="preserve">y devuelve una respuesta en formato JSON. </w:t>
+        <w:rPr>
+          <w:rFonts w:ascii="Aptos" w:eastAsia="Aptos" w:hAnsi="Aptos"/>
+          <w:color w:val="282828"/>
+          <w:sz w:val="21"/>
+        </w:rPr>
+        <w:t>3. Una captura del formulario.</w:t>
       </w:r>
     </w:p>
     <w:p>
       <w:pPr>
-        <w:rPr>
-          <w:b/>
-          <w:bCs/>
-        </w:rPr>
+        <w:spacing w:after="40"/>
+        <w:ind w:left="397" w:hanging="227"/>
       </w:pPr>
       <w:r>
         <w:rPr>
-          <w:b/>
-          <w:bCs/>
+          <w:rFonts w:ascii="Aptos" w:eastAsia="Aptos" w:hAnsi="Aptos"/>
+          <w:color w:val="282828"/>
+          <w:sz w:val="21"/>
         </w:rPr>
-        <w:t>Resultado esperado</w:t>
+        <w:t>4. Una captura de la automatización.</w:t>
       </w:r>
     </w:p>
     <w:p>
+      <w:pPr>
+        <w:spacing w:after="40"/>
+        <w:ind w:left="397" w:hanging="227"/>
+      </w:pPr>
       <w:r>
-        <w:t>Cada vez que se envíe una incidencia, el servidor registrará la información recibida.</w:t>
+        <w:rPr>
+          <w:rFonts w:ascii="Aptos" w:eastAsia="Aptos" w:hAnsi="Aptos"/>
+          <w:color w:val="282828"/>
+          <w:sz w:val="21"/>
+        </w:rPr>
+        <w:t>5. Una breve explicación de lo que hace cada parte del sistema.</w:t>
       </w:r>
     </w:p>
     <w:p>
+      <w:pPr>
+        <w:spacing w:after="40"/>
+        <w:ind w:left="397" w:hanging="227"/>
+      </w:pPr>
       <w:r>
-        <w:pict w14:anchorId="02683327">
-          <v:rect id="_x0000_i1207" style="width:0;height:1.5pt" o:hralign="center" o:hrstd="t" o:hr="t" fillcolor="#a0a0a0" stroked="f"/>
-        </w:pict>
+        <w:rPr>
+          <w:rFonts w:ascii="Aptos" w:eastAsia="Aptos" w:hAnsi="Aptos"/>
+          <w:color w:val="282828"/>
+          <w:sz w:val="21"/>
+        </w:rPr>
+        <w:t>6. Si realizas la parte opcional, una captura del archivo de log generado en el servidor.</w:t>
       </w:r>
     </w:p>
     <w:p>
       <w:pPr>
-        <w:rPr>
-          <w:b/>
-          <w:bCs/>
-        </w:rPr>
+        <w:spacing w:before="200" w:after="80"/>
       </w:pPr>
       <w:r>
         <w:rPr>
+          <w:rFonts w:ascii="Aptos" w:eastAsia="Aptos" w:hAnsi="Aptos"/>
           <w:b/>
-          <w:bCs/>
-        </w:rPr>
-        <w:t>Entrega de la actividad</w:t>
-      </w:r>
-    </w:p>
-    <w:p>
-      <w:r>
-        <w:t>Debes entregar:</w:t>
-      </w:r>
-    </w:p>
-    <w:p>
-      <w:pPr>
-        <w:numPr>
-          <w:ilvl w:val="0"/>
-          <w:numId w:val="92"/>
-        </w:numPr>
-      </w:pPr>
-      <w:r>
-        <w:t xml:space="preserve">una captura de la base con la tabla </w:t>
-      </w:r>
-      <w:r>
-        <w:rPr>
-          <w:b/>
-          <w:bCs/>
-        </w:rPr>
-        <w:t>Incidencias</w:t>
-      </w:r>
-      <w:r>
-        <w:t xml:space="preserve">, </w:t>
-      </w:r>
-    </w:p>
-    <w:p>
-      <w:pPr>
-        <w:numPr>
-          <w:ilvl w:val="0"/>
-          <w:numId w:val="92"/>
-        </w:numPr>
-      </w:pPr>
-      <w:r>
-        <w:t xml:space="preserve">una captura de la vista </w:t>
-      </w:r>
-      <w:r>
-        <w:rPr>
-          <w:b/>
-          <w:bCs/>
-        </w:rPr>
-        <w:t>Pendientes</w:t>
-      </w:r>
-      <w:r>
-        <w:t xml:space="preserve">, </w:t>
-      </w:r>
-    </w:p>
-    <w:p>
-      <w:pPr>
-        <w:numPr>
-          <w:ilvl w:val="0"/>
-          <w:numId w:val="92"/>
-        </w:numPr>
-      </w:pPr>
-      <w:r>
-        <w:t xml:space="preserve">una captura del formulario, </w:t>
-      </w:r>
-    </w:p>
-    <w:p>
-      <w:pPr>
-        <w:numPr>
-          <w:ilvl w:val="0"/>
-          <w:numId w:val="92"/>
-        </w:numPr>
-      </w:pPr>
-      <w:r>
-        <w:t xml:space="preserve">una captura de la automatización, </w:t>
-      </w:r>
-    </w:p>
-    <w:p>
-      <w:pPr>
-        <w:numPr>
-          <w:ilvl w:val="0"/>
-          <w:numId w:val="92"/>
-        </w:numPr>
-      </w:pPr>
-      <w:r>
-        <w:t xml:space="preserve">y una breve explicación de lo que hace cada parte del sistema. </w:t>
-      </w:r>
-    </w:p>
-    <w:p>
-      <w:r>
-        <w:t>Si realizas la parte opcional:</w:t>
-      </w:r>
-      <w:r>
-        <w:br/>
-        <w:t>6. una captura del archivo de log generado en el servidor.</w:t>
-      </w:r>
-    </w:p>
-    <w:p>
-      <w:r>
-        <w:pict w14:anchorId="727F1A6F">
-          <v:rect id="_x0000_i1208" style="width:0;height:1.5pt" o:hralign="center" o:hrstd="t" o:hr="t" fillcolor="#a0a0a0" stroked="f"/>
-        </w:pict>
-      </w:r>
-    </w:p>
-    <w:p>
-      <w:pPr>
-        <w:rPr>
-          <w:b/>
-          <w:bCs/>
-        </w:rPr>
-      </w:pPr>
-      <w:r>
-        <w:rPr>
-          <w:b/>
-          <w:bCs/>
+          <w:color w:val="1F4E79"/>
+          <w:sz w:val="28"/>
         </w:rPr>
         <w:t>Preguntas de reflexión</w:t>
       </w:r>
     </w:p>
     <w:p>
+      <w:pPr>
+        <w:spacing w:after="40"/>
+        <w:ind w:left="397" w:hanging="227"/>
+      </w:pPr>
       <w:r>
-        <w:t>Responde brevemente a estas preguntas:</w:t>
+        <w:rPr>
+          <w:rFonts w:ascii="Aptos" w:eastAsia="Aptos" w:hAnsi="Aptos"/>
+          <w:color w:val="282828"/>
+          <w:sz w:val="21"/>
+        </w:rPr>
+        <w:t>1. ¿Qué diferencia principal encuentras entre Airtable y una hoja de cálculo tradicional?</w:t>
       </w:r>
     </w:p>
     <w:p>
       <w:pPr>
-        <w:numPr>
-          <w:ilvl w:val="0"/>
-          <w:numId w:val="93"/>
-        </w:numPr>
+        <w:spacing w:after="40"/>
+        <w:ind w:left="397" w:hanging="227"/>
       </w:pPr>
       <w:r>
-        <w:t xml:space="preserve">¿Qué diferencia principal encuentras entre </w:t>
-      </w:r>
-      <w:proofErr w:type="spellStart"/>
-      <w:r>
-        <w:t>Airtable</w:t>
-      </w:r>
-      <w:proofErr w:type="spellEnd"/>
-      <w:r>
-        <w:t xml:space="preserve"> y una hoja de cálculo tradicional? </w:t>
+        <w:rPr>
+          <w:rFonts w:ascii="Aptos" w:eastAsia="Aptos" w:hAnsi="Aptos"/>
+          <w:color w:val="282828"/>
+          <w:sz w:val="21"/>
+        </w:rPr>
+        <w:t>2. ¿Para qué sirve una vista?</w:t>
       </w:r>
     </w:p>
     <w:p>
       <w:pPr>
-        <w:numPr>
-          <w:ilvl w:val="0"/>
-          <w:numId w:val="93"/>
-        </w:numPr>
+        <w:spacing w:after="40"/>
+        <w:ind w:left="397" w:hanging="227"/>
       </w:pPr>
       <w:r>
-        <w:t xml:space="preserve">¿Para qué sirve una vista? </w:t>
+        <w:rPr>
+          <w:rFonts w:ascii="Aptos" w:eastAsia="Aptos" w:hAnsi="Aptos"/>
+          <w:color w:val="282828"/>
+          <w:sz w:val="21"/>
+        </w:rPr>
+        <w:t>3. ¿Qué utilidad tiene un formulario en Airtable?</w:t>
       </w:r>
     </w:p>
     <w:p>
       <w:pPr>
-        <w:numPr>
-          <w:ilvl w:val="0"/>
-          <w:numId w:val="93"/>
-        </w:numPr>
+        <w:spacing w:after="40"/>
+        <w:ind w:left="397" w:hanging="227"/>
       </w:pPr>
       <w:r>
-        <w:t xml:space="preserve">¿Qué utilidad tiene un formulario en </w:t>
-      </w:r>
-      <w:proofErr w:type="spellStart"/>
-      <w:r>
-        <w:t>Airtable</w:t>
-      </w:r>
-      <w:proofErr w:type="spellEnd"/>
-      <w:r>
-        <w:t xml:space="preserve">? </w:t>
+        <w:rPr>
+          <w:rFonts w:ascii="Aptos" w:eastAsia="Aptos" w:hAnsi="Aptos"/>
+          <w:color w:val="282828"/>
+          <w:sz w:val="21"/>
+        </w:rPr>
+        <w:t>4. ¿Qué ventajas ofrece automatizar tareas?</w:t>
       </w:r>
     </w:p>
     <w:p>
       <w:pPr>
-        <w:numPr>
-          <w:ilvl w:val="0"/>
-          <w:numId w:val="93"/>
-        </w:numPr>
+        <w:spacing w:after="40"/>
+        <w:ind w:left="397" w:hanging="227"/>
       </w:pPr>
       <w:r>
-        <w:t xml:space="preserve">¿Qué ventajas ofrece automatizar tareas? </w:t>
+        <w:rPr>
+          <w:rFonts w:ascii="Aptos" w:eastAsia="Aptos" w:hAnsi="Aptos"/>
+          <w:color w:val="282828"/>
+          <w:sz w:val="21"/>
+        </w:rPr>
+        <w:t>5. ¿Qué beneficios aporta conectar Airtable con un servidor externo?</w:t>
       </w:r>
     </w:p>
     <w:p>
       <w:pPr>
-        <w:numPr>
-          <w:ilvl w:val="0"/>
-          <w:numId w:val="93"/>
-        </w:numPr>
+        <w:spacing w:before="200" w:after="80"/>
+        <w:rPr>
+          <w:rFonts w:ascii="Aptos" w:eastAsia="Aptos" w:hAnsi="Aptos"/>
+          <w:b/>
+          <w:color w:val="1F4E79"/>
+          <w:sz w:val="28"/>
+        </w:rPr>
+      </w:pPr>
+    </w:p>
+    <w:p>
+      <w:pPr>
+        <w:spacing w:before="200" w:after="80"/>
       </w:pPr>
       <w:r>
-        <w:t xml:space="preserve">¿Qué beneficios aporta conectar </w:t>
-      </w:r>
-      <w:proofErr w:type="spellStart"/>
-      <w:r>
-        <w:t>Airtable</w:t>
-      </w:r>
-      <w:proofErr w:type="spellEnd"/>
-      <w:r>
-        <w:t xml:space="preserve"> con un servidor externo? </w:t>
+        <w:rPr>
+          <w:rFonts w:ascii="Aptos" w:eastAsia="Aptos" w:hAnsi="Aptos"/>
+          <w:b/>
+          <w:color w:val="1F4E79"/>
+          <w:sz w:val="28"/>
+        </w:rPr>
+        <w:t>Resultado final</w:t>
       </w:r>
     </w:p>
     <w:p>
-      <w:r>
-        <w:lastRenderedPageBreak/>
-        <w:pict w14:anchorId="1126082B">
-          <v:rect id="_x0000_i1209" style="width:0;height:1.5pt" o:hralign="center" o:hrstd="t" o:hr="t" fillcolor="#a0a0a0" stroked="f"/>
-        </w:pict>
-      </w:r>
-    </w:p>
-    <w:p>
-      <w:pPr>
-        <w:rPr>
-          <w:b/>
-          <w:bCs/>
-        </w:rPr>
+      <w:pPr>
+        <w:spacing w:after="80" w:line="240" w:lineRule="auto"/>
       </w:pPr>
       <w:r>
         <w:rPr>
-          <w:b/>
-          <w:bCs/>
+          <w:rFonts w:ascii="Aptos" w:eastAsia="Aptos" w:hAnsi="Aptos"/>
         </w:rPr>
-        <w:t>Criterios de evaluación</w:t>
-      </w:r>
-    </w:p>
-    <w:p>
-      <w:r>
-        <w:t>Se valorará:</w:t>
-      </w:r>
-    </w:p>
-    <w:p>
-      <w:pPr>
-        <w:numPr>
-          <w:ilvl w:val="0"/>
-          <w:numId w:val="94"/>
-        </w:numPr>
-      </w:pPr>
-      <w:r>
-        <w:t xml:space="preserve">la correcta creación de la base, </w:t>
-      </w:r>
-    </w:p>
-    <w:p>
-      <w:pPr>
-        <w:numPr>
-          <w:ilvl w:val="0"/>
-          <w:numId w:val="94"/>
-        </w:numPr>
-      </w:pPr>
-      <w:r>
-        <w:t xml:space="preserve">la definición adecuada de los campos, </w:t>
-      </w:r>
-    </w:p>
-    <w:p>
-      <w:pPr>
-        <w:numPr>
-          <w:ilvl w:val="0"/>
-          <w:numId w:val="94"/>
-        </w:numPr>
-      </w:pPr>
-      <w:r>
-        <w:t xml:space="preserve">la introducción correcta de registros, </w:t>
-      </w:r>
-    </w:p>
-    <w:p>
-      <w:pPr>
-        <w:numPr>
-          <w:ilvl w:val="0"/>
-          <w:numId w:val="94"/>
-        </w:numPr>
-      </w:pPr>
-      <w:r>
-        <w:t xml:space="preserve">la creación de la vista filtrada, </w:t>
-      </w:r>
-    </w:p>
-    <w:p>
-      <w:pPr>
-        <w:numPr>
-          <w:ilvl w:val="0"/>
-          <w:numId w:val="94"/>
-        </w:numPr>
-      </w:pPr>
-      <w:r>
-        <w:t xml:space="preserve">el funcionamiento del formulario, </w:t>
-      </w:r>
-    </w:p>
-    <w:p>
-      <w:pPr>
-        <w:numPr>
-          <w:ilvl w:val="0"/>
-          <w:numId w:val="94"/>
-        </w:numPr>
-      </w:pPr>
-      <w:r>
-        <w:t xml:space="preserve">la automatización configurada correctamente, </w:t>
-      </w:r>
-    </w:p>
-    <w:p>
-      <w:pPr>
-        <w:numPr>
-          <w:ilvl w:val="0"/>
-          <w:numId w:val="94"/>
-        </w:numPr>
-      </w:pPr>
-      <w:r>
-        <w:t xml:space="preserve">y la claridad de la explicación final. </w:t>
-      </w:r>
-    </w:p>
-    <w:p>
-      <w:r>
-        <w:pict w14:anchorId="7B141D21">
-          <v:rect id="_x0000_i1210" style="width:0;height:1.5pt" o:hralign="center" o:hrstd="t" o:hr="t" fillcolor="#a0a0a0" stroked="f"/>
-        </w:pict>
-      </w:r>
-    </w:p>
-    <w:p>
-      <w:pPr>
-        <w:rPr>
-          <w:b/>
-          <w:bCs/>
-        </w:rPr>
-      </w:pPr>
-      <w:r>
-        <w:rPr>
-          <w:b/>
-          <w:bCs/>
-        </w:rPr>
-        <w:t>Resultado final esperado</w:t>
-      </w:r>
-    </w:p>
-    <w:p>
-      <w:r>
-        <w:t xml:space="preserve">Al terminar esta práctica deberás tener un sistema funcional en </w:t>
-      </w:r>
-      <w:proofErr w:type="spellStart"/>
-      <w:r>
-        <w:t>Airtable</w:t>
-      </w:r>
-      <w:proofErr w:type="spellEnd"/>
-      <w:r>
-        <w:t xml:space="preserve"> capaz de:</w:t>
-      </w:r>
-    </w:p>
-    <w:p>
-      <w:pPr>
-        <w:numPr>
-          <w:ilvl w:val="0"/>
-          <w:numId w:val="95"/>
-        </w:numPr>
-      </w:pPr>
-      <w:r>
-        <w:t xml:space="preserve">registrar incidencias, </w:t>
-      </w:r>
-    </w:p>
-    <w:p>
-      <w:pPr>
-        <w:numPr>
-          <w:ilvl w:val="0"/>
-          <w:numId w:val="95"/>
-        </w:numPr>
-      </w:pPr>
-      <w:r>
-        <w:t xml:space="preserve">mostrar solo las pendientes, </w:t>
-      </w:r>
-    </w:p>
-    <w:p>
-      <w:pPr>
-        <w:numPr>
-          <w:ilvl w:val="0"/>
-          <w:numId w:val="95"/>
-        </w:numPr>
-      </w:pPr>
-      <w:r>
-        <w:t xml:space="preserve">recoger datos mediante formulario, </w:t>
-      </w:r>
-    </w:p>
-    <w:p>
-      <w:pPr>
-        <w:numPr>
-          <w:ilvl w:val="0"/>
-          <w:numId w:val="95"/>
-        </w:numPr>
-      </w:pPr>
-      <w:r>
-        <w:t xml:space="preserve">y automatizar cambios de estado o asignaciones. </w:t>
-      </w:r>
-    </w:p>
-    <w:p>
-      <w:r>
-        <w:pict w14:anchorId="4DAE6E14">
-          <v:rect id="_x0000_i1211" style="width:0;height:1.5pt" o:hralign="center" o:hrstd="t" o:hr="t" fillcolor="#a0a0a0" stroked="f"/>
-        </w:pict>
+        <w:t>Al terminar esta práctica deberás tener un sistema funcional en Airtable capaz de registrar incidencias, mostrar solo las pendientes, recoger datos mediante formulario y automatizar cambios de estado o asignaciones.</w:t>
       </w:r>
     </w:p>
     <w:p/>
@@ -15007,6 +16529,7 @@
   <w:style w:type="character" w:default="1" w:styleId="Fuentedeprrafopredeter">
     <w:name w:val="Default Paragraph Font"/>
     <w:uiPriority w:val="1"/>
+    <w:semiHidden/>
     <w:unhideWhenUsed/>
   </w:style>
   <w:style w:type="table" w:default="1" w:styleId="Tablanormal">
